--- a/papers/paper_sdg_vietnam_vi_endnote_ready.docx
+++ b/papers/paper_sdg_vietnam_vi_endnote_ready.docx
@@ -92,7 +92,7 @@
           <w:color w:val="000000"/>
           <w:sz w:val="24"/>
         </w:rPr>
-        <w:t>Báo cáo phát triển bền vững đóng vai trò kênh truyền thông huyết mạch giúp các doanh nghiệp niêm yết giải trình trách nhiệm về môi trường, xã hội và quản trị (ESG) trước các bên liên quan và thu hút dòng vốn đầu tư có trách nhiệm. Kế thừa và mở rộng khung phương pháp luận của {Kang, 2022}, nghiên cứu này thực hiện phân tích định lượng tự động và trực quan hóa dữ liệu văn bản từ 42 báo cáo phát triển bền vững và báo cáo tích hợp của 7 tập đoàn niêm yết quy mô lớn hàng đầu tại Việt Nam (Bảo Việt, PAN Group, Petrolimex, PNJ, SSI, Vicostone, Vinamilk) trong giai đoạn 6 năm liên tục (2020–2025) với tổng quy mô 95.804 câu văn bản số hóa. Bằng việc sử dụng các mô hình học sâu biến đổi ngôn ngữ tiên tiến nhất (vietnamese-sbert và PhoBERT), nghiên cứu định lượng mức độ tương đồng với 17 Mục tiêu Phát triển Bền vững (SDGs) của Liên Hợp Quốc, quy nạp vào 6 nhóm nhu cầu con người (Đời sống, Kinh tế, Công bằng, Xã hội, Tài nguyên, Môi trường), phân tích cơ cấu cảm xúc đa lớp (Tích cực, Trung tính, Tiêu cực) và định lượng chỉ số tẩy xanh liên tục (GW Index) thông qua đối chiếu với biến động giá cổ phiếu trên thị trường chứng khoán. Kết quả thực nghiệm chỉ ra rằng: (1) Các doanh nghiệp Việt Nam thể hiện sự thiên lệch áp đảo vào nhóm Kinh tế (SDG 8, 9) và Đối tác xã hội (SDG 17), trong khi nhóm Công bằng (SDG 4, 5, 10) liên tục nhận điểm số thấp nhất; (2) Tồn tại hiện tượng thiên lệch lạc quan (optimism bias) mang tính cấu trúc với 53,9% câu tích cực, 33,0% câu trung tính và chỉ 13,1% câu tiêu cực; (3) Kiểm định chuỗi thời gian cho thấy sự phân kỳ và tách rời hoàn toàn giữa giọng văn báo cáo với biến động giá cổ phiếu thực tế (hệ số tương quan gộp r = -0,046, p = 0,791), phản ánh thị trường Việt Nam vẫn đang trong giai đoạn đầu định giá ESG; (4) Chỉ số Greenwashing định lượng giúp nhận diện các giai đoạn thị trường suy giảm nhưng văn phong báo cáo lại đột ngột tô hồng, đồng thời cung cấp bài học phương pháp luận sâu sắc về rủi ro diễn giải sai lệch do chất lượng số hóa tài liệu. Nghiên cứu đề xuất các hàm ý chính sách then chốt nhằm nâng cao tính minh bạch và chất lượng số hóa thông tin phi tài chính tại Việt Nam.</w:t>
+        <w:t>Báo cáo phát triển bền vững đóng vai trò kênh truyền thông huyết mạch giúp các doanh nghiệp niêm yết giải trình trách nhiệm về môi trường, xã hội và quản trị (ESG) trước các bên liên quan và thu hút dòng vốn đầu tư có trách nhiệm. Kế thừa và mở rộng khung phương pháp luận của {Kang, 2022}, nghiên cứu này thực hiện phân tích định lượng tự động và trực quan hóa dữ liệu văn bản từ 42 báo cáo phát triển bền vững và báo cáo tích hợp của 7 tập đoàn niêm yết quy mô lớn hàng đầu tại Việt Nam (Bảo Việt, PAN Group, Petrolimex, PNJ, SSI, Vicostone, Vinamilk) trong giai đoạn 6 năm liên tục (2020–2025) với tổng quy mô 96.461 câu văn bản số hóa (đã khôi phục hoàn chỉnh dữ liệu scan qua OCR). Bằng việc sử dụng các mô hình học sâu biến đổi ngôn ngữ tiên tiến nhất (vietnamese-sbert và PhoBERT), nghiên cứu định lượng mức độ tương đồng với 17 Mục tiêu Phát triển Bền vững (SDGs) của Liên Hợp Quốc, quy nạp vào 6 nhóm nhu cầu con người (Đời sống, Kinh tế, Công bằng, Xã hội, Tài nguyên, Môi trường), phân tích cơ cấu cảm xúc đa lớp (Tích cực, Trung tính, Tiêu cực) và định lượng chỉ số tẩy xanh liên tục (GW Index) thông qua đối chiếu với biến động giá cổ phiếu trên thị trường chứng khoán. Kết quả thực nghiệm chỉ ra rằng: (1) Các doanh nghiệp Việt Nam thể hiện sự thiên lệch áp đảo vào nhóm Kinh tế (SDG 8, 9) và Đối tác xã hội (SDG 17), trong khi nhóm Công bằng (SDG 4, 5, 10) liên tục nhận điểm số thấp nhất; (2) Tồn tại hiện tượng thiên lệch lạc quan (optimism bias) mang tính cấu trúc với 53,87% câu tích cực, 32,87% câu trung tính và chỉ 13,26% câu tiêu cực; (3) Kiểm định chuỗi thời gian cho thấy sự phân kỳ và tách rời hoàn toàn giữa giọng văn báo cáo với biến động giá cổ phiếu thực tế (hệ số tương quan gộp r = -0,043, p = 0,806), phản ánh thị trường Việt Nam vẫn đang trong giai đoạn đầu định giá ESG; (4) Chỉ số Greenwashing định lượng giúp nhận diện các giai đoạn thị trường suy giảm nhưng văn phong báo cáo lại đột ngột tô hồng, đồng thời cung cấp bài học phương pháp luận sâu sắc về rủi ro diễn giải sai lệch do chất lượng số hóa tài liệu và hiệu quả giải cứu dữ liệu của công nghệ OCR. Nghiên cứu đề xuất các hàm ý chính sách then chốt nhằm nâng cao tính minh bạch và chất lượng số hóa thông tin phi tài chính tại Việt Nam.</w:t>
       </w:r>
     </w:p>
     <w:p>
@@ -109,7 +109,7 @@
           <w:color w:val="000000"/>
           <w:sz w:val="24"/>
         </w:rPr>
-        <w:t>Từ khóa: Báo cáo phát triển bền vững; Mục tiêu phát triển bền vững (SDGs); Xử lý ngôn ngữ tự nhiên (NLP); Sentence-BERT; PhoBERT; Phân tích cảm xúc; Tẩy xanh (Greenwashing); Thị trường chứng khoán Việt Nam.</w:t>
+        <w:t>Từ khóa: Báo cáo phát triển bền vững; Mục tiêu phát triển bền vững (SDGs); Xử lý ngôn ngữ tự nhiên (NLP); Sentence-BERT; PhoBERT; Phân tích cảm xúc; Tẩy xanh (Greenwashing); Nhận dạng ký tự quang học (OCR); Thị trường chứng khoán Việt Nam.</w:t>
       </w:r>
     </w:p>
     <w:p>
@@ -141,7 +141,7 @@
           <w:color w:val="000000"/>
           <w:sz w:val="24"/>
         </w:rPr>
-        <w:t>Corporate sustainability reports serve as pivotal communication conduits for disclosing environmental, social, and governance (ESG) commitments to global investors and regulatory bodies. Adapting and extending the computational framework established by {Kang, 2022}, this study performs automated textual mining and longitudinal visualization of 42 standalone sustainability and integrated reports published by seven prominent Vietnamese listed corporations (Bao Viet Holdings, The PAN Group, Petrolimex, PNJ, SSI Securities, Vicostone, Vinamilk) spanning a balanced six-year horizon (2020–2025), encompassing 95,804 digitally extracted sentences. Employing state-of-the-art domain-specific Transformer architectures (vietnamese-sbert and PhoBERT), we quantify enterprise alignment with the 17 UN Sustainable Development Goals (SDGs), aggregate scores into six essential human-needs categories (Life, Economic, Equity, Social, Resources, Environments), evaluate contextual sentiment distributions (Positive, Neutral, Negative), and formulate a continuous Greenwashing Index (GW) benchmarked against monthly equity market fluctuations. Empirical findings demonstrate that: (1) Vietnamese corporate disclosures exhibit an overwhelming economic dominance (SDGs 8, 9) and partnership focus (SDG 17), while systemic gaps persist in Equity disclosures (SDGs 4, 5, 10); (2) Disclosures are characterized by pronounced structural optimism bias (53.9% positive, 33.0% neutral, and merely 13.1% negative sentences); (3) Longitudinal market tests reveal complete decoupling between narrative corporate tone and annual stock performance (pooled Pearson r = -0.046, p = 0.791), evidencing impression management in an emerging market where non-financial data is not yet fully priced; and (4) The continuous GW index effectively isolates market penalty periods juxtaposed against corporate tone inflation, while underscoring critical methodological lessons regarding PDF digitization hygiene and OCR artifacts. Crucial policy recommendations are proposed to standardize digital sustainability reporting infrastructure in Vietnam.</w:t>
+        <w:t>Corporate sustainability reports serve as pivotal communication conduits for disclosing environmental, social, and governance (ESG) commitments to global investors and regulatory bodies. Adapting and extending the computational framework established by {Kang, 2022}, this study performs automated textual mining and longitudinal visualization of 42 standalone sustainability and integrated reports published by seven prominent Vietnamese listed corporations (Bao Viet Holdings, The PAN Group, Petrolimex, PNJ, SSI Securities, Vicostone, Vinamilk) spanning a balanced six-year horizon (2020–2025), encompassing 96,461 digitally extracted sentences (including full OCR text recovery for scanned reports). Employing state-of-the-art domain-specific Transformer architectures (vietnamese-sbert and PhoBERT), we quantify enterprise alignment with the 17 UN Sustainable Development Goals (SDGs), aggregate scores into six essential human-needs categories (Life, Economic, Equity, Social, Resources, Environments), evaluate contextual sentiment distributions (Positive, Neutral, Negative), and formulate a continuous Greenwashing Index (GW) benchmarked against monthly equity market fluctuations. Empirical findings demonstrate that: (1) Vietnamese corporate disclosures exhibit an overwhelming economic dominance (SDGs 8, 9) and partnership focus (SDG 17), while systemic gaps persist in Equity disclosures (SDGs 4, 5, 10); (2) Disclosures are characterized by pronounced structural optimism bias (53.87% positive, 32.87% neutral, and merely 13.26% negative sentences); (3) Longitudinal market tests reveal complete decoupling between narrative corporate tone and annual stock performance (pooled Pearson r = -0.043, p = 0.806), evidencing impression management in an emerging market where non-financial data is not yet fully priced; and (4) The continuous GW index effectively isolates market penalty periods juxtaposed against corporate tone inflation, while underscoring critical methodological lessons regarding PDF digitization hygiene and OCR remediation of scanned reporting artifacts. Crucial policy recommendations are proposed to standardize digital sustainability reporting infrastructure in Vietnam.</w:t>
       </w:r>
     </w:p>
     <w:p>
@@ -241,7 +241,7 @@
           <w:color w:val="000000"/>
           <w:sz w:val="24"/>
         </w:rPr>
-        <w:t>Xuất phát từ thực tiễn trên, nghiên cứu này được thực hiện nhằm tái hiện, chuẩn hóa và mở rộng toàn diện khung phân tích của {Kang, 2022} cho thị trường chứng khoán Việt Nam. Điểm đột phá của công trình này là việc mở rộng quy mô nghiên cứu lên 7 tập đoàn niêm yết lớn thuộc các ngành kinh tế trụ cột (Bảo hiểm - Tài chính, Nông nghiệp - Thực phẩm, Năng lượng - Xăng dầu, Bán lẻ - Vàng bạc trang sức, Chứng khoán - Ngân hàng đầu tư, Vật liệu xây dựng - Công nghiệp chế tạo, Hàng tiêu dùng nhanh - Sữa) trong chuỗi thời gian 6 năm liên tục từ 2020 đến 2025. Bằng việc phân tích định lượng 95.804 câu văn bản số hóa, bài báo không chỉ trực quan hóa cơ cấu cam kết phát triển bền vững và sắc thái cảm xúc doanh nghiệp, mà còn thiết kế chỉ số tẩy xanh liên tục (GW Index) đối chiếu với diễn biến thị trường chứng khoán thực tế, đồng thời rút ra bài học sâu sắc về chất lượng dữ liệu số hóa.</w:t>
+        <w:t>Xuất phát từ thực tiễn trên, nghiên cứu này được thực hiện nhằm tái hiện, chuẩn hóa và mở rộng toàn diện khung phân tích của {Kang, 2022} cho thị trường chứng khoán Việt Nam. Điểm đột phá của công trình này là việc mở rộng quy mô nghiên cứu lên 7 tập đoàn niêm yết lớn thuộc các ngành kinh tế trụ cột (Bảo hiểm - Tài chính, Nông nghiệp - Thực phẩm, Năng lượng - Xăng dầu, Bán lẻ - Vàng bạc trang sức, Chứng khoán - Ngân hàng đầu tư, Vật liệu xây dựng - Công nghiệp chế tạo, Hàng tiêu dùng nhanh - Sữa) trong chuỗi thời gian 6 năm liên tục từ 2020 đến 2025. Bằng việc phân tích định lượng 96.461 câu văn bản số hóa (kết hợp bóc tách PDF điện tử và phục hồi văn bản scan qua OCR), bài báo không chỉ trực quan hóa cơ cấu cam kết phát triển bền vững và sắc thái cảm xúc doanh nghiệp, mà còn thiết kế chỉ số tẩy xanh liên tục (GW Index) đối chiếu với diễn biến thị trường chứng khoán thực tế, đồng thời rút ra bài học sâu sắc về chất lượng dữ liệu số hóa.</w:t>
       </w:r>
     </w:p>
     <w:p>
@@ -1847,7 +1847,7 @@
           <w:color w:val="000000"/>
           <w:sz w:val="25"/>
         </w:rPr>
-        <w:t>3.2 Quy trình Trích xuất và Tiền Xử lý Dữ liệu Văn bản (Text Preprocessing)</w:t>
+        <w:t>3.2 Quy trình Trích xuất và Tiền Xử lý Dữ liệu Văn bản (Text Preprocessing &amp; OCR Pipeline)</w:t>
       </w:r>
     </w:p>
     <w:p>
@@ -1864,7 +1864,7 @@
           <w:color w:val="000000"/>
           <w:sz w:val="24"/>
         </w:rPr>
-        <w:t>Các báo cáo phát triển bền vững thường được phát hành dưới định dạng PDF với bố cục đồ họa đa cột phức tạp, chèn xen kẽ hình ảnh, biểu đồ và bảng biểu. Quy trình xử lý văn bản tự động được xây dựng thông qua thư viện PyMuPDF (fitz) với các bước kiểm soát chất lượng nghiêm ngặt: (1) Bóc tách cấu trúc từng trang văn bản điện tử; (2) Loại bỏ tự động trang bìa, mục lục tra cứu, lời tựa mang tính thủ tục hành chính; (3) Tách câu bằng thuật ngữ kết thúc câu chuẩn hóa trong tiếng Việt; (4) Áp dụng bộ lọc độ dài: loại bỏ các chuỗi ký tự gãy khúc, tiêu đề cột bảng số liệu hoặc các đoạn văn bản dưới 6 từ (do đặc trưng đơn âm tiết của tiếng Việt đòi hỏi độ dài tối thiểu để mang nghĩa ngữ pháp đầy đủ). Sau khi tiền xử lý, toàn bộ 42 báo cáo đã kết xuất được 95.804 câu văn bản hợp lệ với tổng số 4.773 trang tài liệu, đạt mật độ bình quân 20,07 câu/trang. Chi tiết thống kê số câu và số trang từng báo cáo được ghi nhận tại Bảng 2.</w:t>
+        <w:t>Các báo cáo phát triển bền vững thường được phát hành dưới định dạng PDF với bố cục đồ họa đa cột phức tạp, chèn xen kẽ hình ảnh, biểu đồ và bảng biểu. Đặc biệt, trong bối cảnh thực tiễn tại Việt Nam, một số báo cáo phát hành dưới dạng tệp scan ảnh thuần túy (raster image scans) không chứa lớp văn bản điện tử (text layer). Để đảm bảo tính toàn vẹn và khách quan của dữ liệu, quy trình trích xuất văn bản được thiết kế theo kiến trúc hai nhánh chuyên biệt: (1) Đối với các tệp PDF điện tử tiêu chuẩn: Sử dụng thư viện PyMuPDF (fitz) bóc tách cấu trúc từng trang, tự động loại bỏ trang bìa, mục lục tra cứu, lời tựa thủ tục, tách câu theo quy chuẩn kết thúc câu tiếng Việt và áp dụng bộ lọc độ dài loại bỏ các chuỗi ký tự gãy khúc hoặc dưới 6 từ; (2) Đối với các tệp scan dạng ảnh (điển hình là Báo cáo PTBV năm 2022 của PNJ với 52 trang scan hình ảnh): Xây dựng quy trình nhận dạng ký tự quang học (OCR) chuyên dụng sử dụng công cụ Tesseract OCR 5.4.0 với bộ dữ liệu huấn luyện song ngữ tiếng Việt - tiếng Anh ('vie+eng'), độ phân giải trích xuất 300 DPI kèm tiền xử lý nhị phân hóa (binarization) và khử nhiễu đồ họa, giúp khôi phục hoàn chỉnh 669 câu văn bản thực chất thay vì bị bỏ sót dữ liệu. Sau khi tiền xử lý và hoàn tất khâu OCR, toàn bộ 42 báo cáo đã kết xuất được 96.461 câu văn bản hợp lệ với tổng số 4.997 trang tài liệu, đạt mật độ bình quân 20,35 câu/trang. Chi tiết thống kê số câu và số trang từng báo cáo được ghi nhận tại Bảng 2.</w:t>
       </w:r>
     </w:p>
     <w:p>
@@ -5236,7 +5236,7 @@
                 <w:color w:val="000000"/>
                 <w:sz w:val="16"/>
               </w:rPr>
-              <w:t>12</w:t>
+              <w:t>669</w:t>
             </w:r>
           </w:p>
         </w:tc>
@@ -5286,7 +5286,7 @@
                 <w:color w:val="000000"/>
                 <w:sz w:val="16"/>
               </w:rPr>
-              <w:t>0.21</w:t>
+              <w:t>11.74</w:t>
             </w:r>
           </w:p>
         </w:tc>
@@ -8502,7 +8502,7 @@
           <w:i w:val="0"/>
           <w:sz w:val="18"/>
         </w:rPr>
-        <w:t>Tổng quy mô: 42 báo cáo, 4.773 trang tài liệu, 95.804 câu văn bản hợp lệ. Mật độ bình quân đạt 20,07 câu/trang.</w:t>
+        <w:t>Tổng quy mô: 42 báo cáo, 4.997 trang tài liệu, 96.461 câu văn bản hợp lệ (đã khôi phục 669 câu OCR cho PNJ 2022). Mật độ bình quân đạt 20,35 câu/trang.</w:t>
       </w:r>
     </w:p>
     <w:p>
@@ -9871,7 +9871,7 @@
           <w:color w:val="000000"/>
           <w:sz w:val="24"/>
         </w:rPr>
-        <w:t>Để độc giả theo dõi thuận tiện mạch phát triển phương pháp luận, nghiên cứu làm rõ các điểm tương đồng và khác biệt then chốt so với {Kang, 2022}: (1) Về ngôn ngữ và mô hình nhúng: Kang &amp; Kim xử lý báo cáo tiếng Anh bằng USE và GloVe; nghiên cứu này phát triển đường ống chuyên biệt cho tiếng Việt với vietnamese-sbert và PhoBERT; (2) Về quy mô và thời gian: Nghiên cứu gốc khảo sát 6 công ty Hàn Quốc trong 4 năm (2017–2020, 24 báo cáo); nghiên cứu này khảo sát 7 tập đoàn Việt Nam trong 6 năm liên tục (2020–2025, 42 báo cáo, 95.804 câu); (3) Về cơ chế cảm xúc: Kang &amp; Kim chỉ phân loại nhị phân 0–1; nghiên cứu này phân loại 3 lớp (Positive, Neutral, Negative) nhằm bảo toàn tính trung thực của các câu văn báo cáo số liệu kỹ thuật; (4) Về mở rộng thị trường: Nghiên cứu này bổ sung hoàn toàn mô hình chuỗi thời gian giá cổ phiếu hàng tháng và chỉ số định lượng tẩy xanh liên tục (GW Index), một nội dung không có trong bài báo gốc.</w:t>
+        <w:t>Để độc giả theo dõi thuận tiện mạch phát triển phương pháp luận, nghiên cứu làm rõ các điểm tương đồng và khác biệt then chốt so với {Kang, 2022}: (1) Về ngôn ngữ và mô hình nhúng: Kang &amp; Kim xử lý báo cáo tiếng Anh bằng USE và GloVe; nghiên cứu này phát triển đường ống chuyên biệt cho tiếng Việt với vietnamese-sbert và PhoBERT; (2) Về quy mô và thời gian: Nghiên cứu gốc khảo sát 6 công ty Hàn Quốc trong 4 năm (2017–2020, 24 báo cáo); nghiên cứu này khảo sát 7 tập đoàn Việt Nam trong 6 năm liên tục (2020–2025, 42 báo cáo, 96.461 câu); (3) Về cơ chế cảm xúc: Kang &amp; Kim chỉ phân loại nhị phân 0–1; nghiên cứu này phân loại 3 lớp (Positive, Neutral, Negative) nhằm bảo toàn tính trung thực của các câu văn báo cáo số liệu kỹ thuật; (4) Về mở rộng thị trường: Nghiên cứu này bổ sung hoàn toàn mô hình chuỗi thời gian giá cổ phiếu hàng tháng và chỉ số định lượng tẩy xanh liên tục (GW Index), một nội dung không có trong bài báo gốc; (5) Về tiền xử lý dữ liệu thực chiến: Tích hợp module OCR phục hồi dữ liệu scan chuyên sâu, ngăn chặn hiện tượng méo mó dữ liệu.</w:t>
       </w:r>
     </w:p>
     <w:p>
@@ -9965,7 +9965,7 @@
           <w:i w:val="0"/>
           <w:sz w:val="20"/>
         </w:rPr>
-        <w:t>Phân phối tần suất điểm tương đồng mục tiêu phát triển bền vững (SDGs) của 95.804 câu sau chuẩn hóa Min-Max 0–100</w:t>
+        <w:t>Phân phối tần suất điểm tương đồng mục tiêu phát triển bền vững (SDGs) của 96.461 câu sau chuẩn hóa Min-Max 0–100</w:t>
       </w:r>
     </w:p>
     <w:p>
@@ -9982,7 +9982,7 @@
           <w:color w:val="000000"/>
           <w:sz w:val="24"/>
         </w:rPr>
-        <w:t>Hình 1 minh họa phân phối tần suất của điểm tương đồng SDG trên toàn bộ 95.804 câu văn bản số hóa sau khi được chuẩn hóa Min-Max toàn cục về thang điểm 0–100. Đồ thị thể hiện hình dạng phân phối chuẩn dạng chuông đối xứng tuyệt đẹp với điểm trung bình đạt 45,43 điểm và độ lệch chuẩn 11,87 điểm. Khoảng điểm tập trung dày đặc nhất nằm trong khoảng từ 35 đến 55 điểm, phản ánh bản chất của ngôn ngữ báo cáo phát triển bền vững: phần lớn các câu văn trong báo cáo mang tính giới thiệu quy trình, cấu trúc tổ chức hoặc mô tả hoạt động chung với mức độ gắn kết vừa phải đối với các mục tiêu SDG cụ thể.</w:t>
+        <w:t>Hình 1 minh họa phân phối tần suất của điểm tương đồng SDG trên toàn bộ 96.461 câu văn bản số hóa sau khi được chuẩn hóa Min-Max toàn cục về thang điểm 0–100. Đồ thị thể hiện hình dạng phân phối chuẩn dạng chuông đối xứng tuyệt đẹp với điểm trung bình đạt 45,43 điểm và độ lệch chuẩn 11,87 điểm. Khoảng điểm tập trung dày đặc nhất nằm trong khoảng từ 35 đến 55 điểm, phản ánh bản chất của ngôn ngữ báo cáo phát triển bền vững: phần lớn các câu văn trong báo cáo mang tính giới thiệu quy trình, cấu trúc tổ chức hoặc mô tả hoạt động chung với mức độ gắn kết vừa phải đối với các mục tiêu SDG cụ thể.</w:t>
       </w:r>
     </w:p>
     <w:p>
@@ -14502,7 +14502,7 @@
                 <w:color w:val="000000"/>
                 <w:sz w:val="16"/>
               </w:rPr>
-              <w:t>40.68</w:t>
+              <w:t>48.77</w:t>
             </w:r>
           </w:p>
         </w:tc>
@@ -14527,7 +14527,7 @@
                 <w:color w:val="000000"/>
                 <w:sz w:val="16"/>
               </w:rPr>
-              <w:t>45.38</w:t>
+              <w:t>53.26</w:t>
             </w:r>
           </w:p>
         </w:tc>
@@ -14552,7 +14552,7 @@
                 <w:color w:val="000000"/>
                 <w:sz w:val="16"/>
               </w:rPr>
-              <w:t>42.49</w:t>
+              <w:t>46.95</w:t>
             </w:r>
           </w:p>
         </w:tc>
@@ -14577,7 +14577,7 @@
                 <w:color w:val="000000"/>
                 <w:sz w:val="16"/>
               </w:rPr>
-              <w:t>45.67</w:t>
+              <w:t>51.68</w:t>
             </w:r>
           </w:p>
         </w:tc>
@@ -14602,7 +14602,7 @@
                 <w:color w:val="000000"/>
                 <w:sz w:val="16"/>
               </w:rPr>
-              <w:t>43.97</w:t>
+              <w:t>49.98</w:t>
             </w:r>
           </w:p>
         </w:tc>
@@ -14627,7 +14627,7 @@
                 <w:color w:val="000000"/>
                 <w:sz w:val="16"/>
               </w:rPr>
-              <w:t>43.51</w:t>
+              <w:t>50.33</w:t>
             </w:r>
           </w:p>
         </w:tc>
@@ -18937,7 +18937,7 @@
       <w:r>
         <w:drawing>
           <wp:inline xmlns:a="http://schemas.openxmlformats.org/drawingml/2006/main" xmlns:pic="http://schemas.openxmlformats.org/drawingml/2006/picture">
-            <wp:extent cx="5303520" cy="12431332"/>
+            <wp:extent cx="5303520" cy="12425390"/>
             <wp:docPr id="3" name="Picture 3"/>
             <wp:cNvGraphicFramePr>
               <a:graphicFrameLocks noChangeAspect="1"/>
@@ -18958,7 +18958,7 @@
                   <pic:spPr>
                     <a:xfrm>
                       <a:off x="0" y="0"/>
-                      <a:ext cx="5303520" cy="12431332"/>
+                      <a:ext cx="5303520" cy="12425390"/>
                     </a:xfrm>
                     <a:prstGeom prst="rect"/>
                   </pic:spPr>
@@ -19195,7 +19195,7 @@
       <w:r>
         <w:drawing>
           <wp:inline xmlns:a="http://schemas.openxmlformats.org/drawingml/2006/main" xmlns:pic="http://schemas.openxmlformats.org/drawingml/2006/picture">
-            <wp:extent cx="5120640" cy="2777356"/>
+            <wp:extent cx="5120640" cy="2872640"/>
             <wp:docPr id="6" name="Picture 6"/>
             <wp:cNvGraphicFramePr>
               <a:graphicFrameLocks noChangeAspect="1"/>
@@ -19216,7 +19216,7 @@
                   <pic:spPr>
                     <a:xfrm>
                       <a:off x="0" y="0"/>
-                      <a:ext cx="5120640" cy="2777356"/>
+                      <a:ext cx="5120640" cy="2872640"/>
                     </a:xfrm>
                     <a:prstGeom prst="rect"/>
                   </pic:spPr>
@@ -22594,7 +22594,7 @@
                 <w:color w:val="000000"/>
                 <w:sz w:val="16"/>
               </w:rPr>
-              <w:t>9</w:t>
+              <w:t>261</w:t>
             </w:r>
           </w:p>
         </w:tc>
@@ -22619,7 +22619,7 @@
                 <w:color w:val="000000"/>
                 <w:sz w:val="16"/>
               </w:rPr>
-              <w:t>0</w:t>
+              <w:t>91</w:t>
             </w:r>
           </w:p>
         </w:tc>
@@ -22644,7 +22644,7 @@
                 <w:color w:val="000000"/>
                 <w:sz w:val="16"/>
               </w:rPr>
-              <w:t>3</w:t>
+              <w:t>317</w:t>
             </w:r>
           </w:p>
         </w:tc>
@@ -22669,7 +22669,7 @@
                 <w:color w:val="000000"/>
                 <w:sz w:val="16"/>
               </w:rPr>
-              <w:t>0.33</w:t>
+              <w:t>1.21</w:t>
             </w:r>
           </w:p>
         </w:tc>
@@ -25902,7 +25902,7 @@
           <w:color w:val="000000"/>
           <w:sz w:val="24"/>
         </w:rPr>
-        <w:t>Hình 5 và Bảng 4 tổng hợp bức tranh cơ cấu cảm xúc trên toàn bộ 95.804 câu văn bản. Kết quả thống kê chỉ ra rằng: số câu mang sắc thái Tích cực (Positive) chiếm tỷ lệ đa số tuyệt đối với 51.652 câu (tương đương 53,91%), câu Trung tính (Neutral) chiếm 31.615 câu (33,00%), trong khi câu mang sắc thái Tiêu cực (Negative) chỉ chiếm vỏn vẹn 12.537 câu (13,09%). Nhìn chung, cứ mỗi câu văn đề cập đến rủi ro hoặc khó khăn, các doanh nghiệp Việt Nam sử dụng tới hơn 4 câu văn để ca ngợi thành tựu và kết quả tích cực (tỷ số Pos/Neg bình quân toàn mẫu đạt 4,12 lần).</w:t>
+        <w:t>Hình 5 và Bảng 4 tổng hợp bức tranh cơ cấu cảm xúc trên toàn bộ 96.461 câu văn bản. Kết quả thống kê chỉ ra rằng: số câu mang sắc thái Tích cực (Positive) chiếm tỷ lệ đa số tuyệt đối với 51.966 câu (tương đương 53,87%), câu Trung tính (Neutral) chiếm 31.706 câu (32,87%), trong khi câu mang sắc thái Tiêu cực (Negative) chỉ chiếm 12.789 câu (13,26%). Nhìn chung, cứ mỗi câu văn đề cập đến rủi ro hoặc khó khăn, các doanh nghiệp Việt Nam sử dụng tới hơn 4 câu văn để ca ngợi thành tựu và kết quả tích cực (tỷ số Pos/Neg bình quân toàn mẫu đạt 4,06 lần).</w:t>
       </w:r>
     </w:p>
     <w:p>
@@ -25919,7 +25919,7 @@
           <w:color w:val="000000"/>
           <w:sz w:val="24"/>
         </w:rPr>
-        <w:t>Hình 6 khắc họa sự phân hóa sâu sắc về tỷ số Pos/Neg giữa các doanh nghiệp. Vinamilk (VNM) duy trì phong độ ổn định ở mức cao với tỷ số dao động từ 4,35 đến 6,54, thể hiện kỹ thuật truyền thông thương hiệu bền vững bậc thầy. Ngược lại, Bảo Việt (BVH) có tỷ lệ câu trung tính rất cao (trên 45%) do đặc thù của báo cáo tích hợp ngành bảo hiểm phải giải trình nhiều bảng cân đối tài chính và quản trị rủi ro kỹ thuật. Đặc biệt, đường biểu diễn của PNJ cho thấy một điểm đáy dị biệt bất thường vào năm 2022 (Pos/Neg chạm mức 0,33 lần), trước khi bật tăng mạnh lên 4,23 lần vào năm 2023. Đây là hiện tượng dị biệt kỹ thuật do chất lượng số hóa sẽ được phân tích sâu ở phần thảo luận.</w:t>
+        <w:t>Hình 6 khắc họa sự phân hóa sâu sắc về tỷ số Pos/Neg giữa các doanh nghiệp. Vinamilk (VNM) duy trì phong độ ổn định ở mức cao với tỷ số bình quân đạt 5,38 lần (dao động từ 4,35 đến 6,06), thể hiện chiến lược truyền thông thương hiệu bền vững bậc thầy gắn liền với lộ trình Net Zero. Ngược lại, Bảo Việt (BVH) có tỷ lệ câu trung tính rất cao (trên 40%) trong các năm 2020–2022 do đặc thù báo cáo tích hợp phải giải trình nhiều bảng cân đối tài chính và quản trị rủi ro kỹ thuật, trước khi bật tăng mạnh trên 6,0 lần trong giai đoạn 2023–2025. Đặc biệt, đối với PNJ, việc áp dụng công nghệ OCR trên 52 trang scan năm 2022 đã khôi phục thành công 669 câu văn bản, xác định tỷ số Pos/Neg thực tế đạt 1,21 lần (317 câu tích cực và 261 câu tiêu cực). Điểm trũng này phản ánh khách quan các khó khăn thực tế mà PNJ phải đương đầu sau giai đoạn phong tỏa nghiêm ngặt do đại dịch COVID-19 cuối năm 2021 tại TP.HCM (khiến hơn 80% cửa hàng phải tạm đóng cửa) cùng áp lực biến động giá vàng nguyên liệu, thay vì con số 0,33 lần giả tạo khi chỉ bóc tách được 12 câu pháp lý như trước khi OCR. Bước sang năm 2023, tỷ số Pos/Neg của PNJ phục hồi về mức 4,23 lần khi doanh nghiệp số hóa hoàn chỉnh báo cáo.</w:t>
       </w:r>
     </w:p>
     <w:p>
@@ -26866,7 +26866,7 @@
                 <w:color w:val="000000"/>
                 <w:sz w:val="16"/>
               </w:rPr>
-              <w:t>-0.692</w:t>
+              <w:t>-0.779</w:t>
             </w:r>
           </w:p>
         </w:tc>
@@ -26891,7 +26891,7 @@
                 <w:color w:val="000000"/>
                 <w:sz w:val="16"/>
               </w:rPr>
-              <w:t>0.195</w:t>
+              <w:t>0.120</w:t>
             </w:r>
           </w:p>
         </w:tc>
@@ -27574,7 +27574,7 @@
                 <w:color w:val="000000"/>
                 <w:sz w:val="16"/>
               </w:rPr>
-              <w:t>-0.046</w:t>
+              <w:t>-0.043</w:t>
             </w:r>
           </w:p>
         </w:tc>
@@ -27599,7 +27599,7 @@
                 <w:color w:val="000000"/>
                 <w:sz w:val="16"/>
               </w:rPr>
-              <w:t>0.791</w:t>
+              <w:t>0.806</w:t>
             </w:r>
           </w:p>
         </w:tc>
@@ -27698,7 +27698,7 @@
           <w:i w:val="0"/>
           <w:sz w:val="18"/>
         </w:rPr>
-        <w:t>Kiểm định trên chuỗi biến động hàng năm (% đổi giá cuối năm vs % đổi tỷ số Pos/Neg). Cỡ mẫu n = 5 cặp quan sát/công ty; Mẫu gộp N = 35 quan sát.</w:t>
+        <w:t>Kiểm định trên chuỗi biến động hàng năm (% đổi giá cuối năm vs % đổi tỷ số Pos/Neg). Cỡ mẫu n = 5 cặp quan sát/công ty; Mẫu gộp N = 35 quan sát (giai đoạn 2020–2025).</w:t>
       </w:r>
     </w:p>
     <w:p>
@@ -27715,7 +27715,7 @@
           <w:color w:val="000000"/>
           <w:sz w:val="24"/>
         </w:rPr>
-        <w:t>Hình 7 mô tả trực quan mối tương quan động giữa chuỗi giá cổ phiếu hàng tháng (đường màu xanh nước biển) và diễn biến tỷ lệ Pos/Neg thường niên (đỉnh ziczac kèm diện tích bóng đổ màu cam), với cả hai chuỗi số liệu được quy đổi về cùng một gốc chỉ số index 100 tại tháng đầu tiên khảo sát. Các dải màu nền đỏ nhạt thể hiện các giai đoạn cảnh báo tẩy xanh (giá cổ phiếu năm tụt dốc &gt; 10% nhưng tỷ lệ Pos/Neg lại tăng vọt &gt; 15%), trong khi các dải màu xanh lá cây thể hiện thái độ trung thực (giá giảm và giọng văn báo cáo cũng giảm mức độ lạc quan tương ứng).</w:t>
+        <w:t>Hình 7 mô tả trực quan mối tương quan động giữa chuỗi giá cổ phiếu hàng tháng (đường màu xanh nước biển) và diễn biến tỷ lệ Pos/Neg thường niên (đỉnh ziczac kèm diện tích bóng đổ màu cam), với cả hai chuỗi số liệu được quy đổi về cùng một gốc chỉ số index 100 tại tháng đầu tiên khảo sát (tháng 1/2020). Các dải màu nền đỏ nhạt thể hiện các giai đoạn cảnh báo tẩy xanh (giá cổ phiếu năm tụt dốc &gt; 10% nhưng tỷ lệ Pos/Neg lại tăng vọt &gt; 15%), trong khi các dải màu xanh lá cây thể hiện thái độ trung thực (giá giảm và giọng văn báo cáo cũng giảm mức độ lạc quan tương ứng).</w:t>
       </w:r>
     </w:p>
     <w:p>
@@ -27732,7 +27732,7 @@
           <w:color w:val="000000"/>
           <w:sz w:val="24"/>
         </w:rPr>
-        <w:t>Bảng 5 trình bày kết quả ước lượng thống kê tương quan Pearson và Spearman. Trên toàn bộ mẫu gộp (Pooled Sample, N = 35 cặp quan sát), hệ số tương quan tuyến tính Pearson đạt r = -0,046 (p = 0,791) và tương quan thứ hạng Spearman đạt rho = -0,098 (p = 0,575). Với giá trị p-value lớn hơn rất nhiều so với ngưỡng ý nghĩa thống kê 0,10, nghiên cứu kết luận rằng biến động thị trường cổ phiếu và sắc thái cảm xúc trong báo cáo PTBV tại Việt Nam hoàn toàn độc lập và tách rời nhau. Khi xét riêng từng công ty với cỡ mẫu nhỏ (n = 5), các hệ số tương quan biến thiên từ âm sang dương nhưng đều không đạt độ tin cậy thống kê (p &gt;= 0,173), khẳng định giọng văn báo cáo không bị chi phối trực tiếp bởi các cú sốc định giá ngắn hạn của thị trường chứng khoán.</w:t>
+        <w:t>Bảng 5 trình bày kết quả ước lượng thống kê tương quan Pearson và Spearman. Trên toàn bộ mẫu gộp (Pooled Sample, N = 35 cặp quan sát), hệ số tương quan tuyến tính Pearson đạt r = -0,043 (p = 0,806) và tương quan thứ hạng Spearman đạt rho = -0,098 (p = 0,575). Với giá trị p-value lớn hơn rất nhiều so với ngưỡng ý nghĩa thống kê 0,10, nghiên cứu kết luận rằng biến động thị trường cổ phiếu và sắc thái cảm xúc trong báo cáo PTBV tại Việt Nam hoàn toàn độc lập và tách rời nhau. Khi xét riêng từng công ty với cỡ mẫu nhỏ (n = 5), các hệ số tương quan biến thiên từ âm sang dương nhưng đều không đạt độ tin cậy thống kê (p &gt;= 0,120), khẳng định giọng văn báo cáo không bị chi phối trực tiếp bởi các cú sốc định giá ngắn hạn của thị trường chứng khoán.</w:t>
       </w:r>
     </w:p>
     <w:p>
@@ -28183,7 +28183,7 @@
                 <w:color w:val="000000"/>
                 <w:sz w:val="16"/>
               </w:rPr>
-              <w:t>PNJ</w:t>
+              <w:t>BVH</w:t>
             </w:r>
           </w:p>
         </w:tc>
@@ -28208,7 +28208,7 @@
                 <w:color w:val="000000"/>
                 <w:sz w:val="16"/>
               </w:rPr>
-              <w:t>6</w:t>
+              <w:t>5</w:t>
             </w:r>
           </w:p>
         </w:tc>
@@ -28233,12 +28233,87 @@
                 <w:color w:val="000000"/>
                 <w:sz w:val="16"/>
               </w:rPr>
+              <w:t>3</w:t>
+            </w:r>
+          </w:p>
+        </w:tc>
+        <w:tc>
+          <w:tcPr>
+            <w:tcW w:type="dxa" w:w="1020"/>
+            <w:tcMar>
+              <w:top w:w="50" w:type="dxa"/>
+              <w:bottom w:w="50" w:type="dxa"/>
+              <w:left w:w="80" w:type="dxa"/>
+              <w:right w:w="80" w:type="dxa"/>
+            </w:tcMar>
+          </w:tcPr>
+          <w:p>
+            <w:pPr>
+              <w:spacing w:before="20" w:after="20"/>
+              <w:jc w:val="center"/>
+            </w:pPr>
+            <w:r>
+              <w:rPr>
+                <w:rFonts w:ascii="Times New Roman" w:hAnsi="Times New Roman"/>
+                <w:color w:val="000000"/>
+                <w:sz w:val="16"/>
+              </w:rPr>
               <w:t>2</w:t>
             </w:r>
           </w:p>
         </w:tc>
         <w:tc>
           <w:tcPr>
+            <w:tcW w:type="dxa" w:w="1134"/>
+            <w:tcMar>
+              <w:top w:w="50" w:type="dxa"/>
+              <w:bottom w:w="50" w:type="dxa"/>
+              <w:left w:w="80" w:type="dxa"/>
+              <w:right w:w="80" w:type="dxa"/>
+            </w:tcMar>
+          </w:tcPr>
+          <w:p>
+            <w:pPr>
+              <w:spacing w:before="20" w:after="20"/>
+              <w:jc w:val="right"/>
+            </w:pPr>
+            <w:r>
+              <w:rPr>
+                <w:rFonts w:ascii="Times New Roman" w:hAnsi="Times New Roman"/>
+                <w:color w:val="000000"/>
+                <w:sz w:val="16"/>
+              </w:rPr>
+              <w:t>3.02</w:t>
+            </w:r>
+          </w:p>
+        </w:tc>
+        <w:tc>
+          <w:tcPr>
+            <w:tcW w:type="dxa" w:w="1134"/>
+            <w:tcMar>
+              <w:top w:w="50" w:type="dxa"/>
+              <w:bottom w:w="50" w:type="dxa"/>
+              <w:left w:w="80" w:type="dxa"/>
+              <w:right w:w="80" w:type="dxa"/>
+            </w:tcMar>
+          </w:tcPr>
+          <w:p>
+            <w:pPr>
+              <w:spacing w:before="20" w:after="20"/>
+              <w:jc w:val="right"/>
+            </w:pPr>
+            <w:r>
+              <w:rPr>
+                <w:rFonts w:ascii="Times New Roman" w:hAnsi="Times New Roman"/>
+                <w:color w:val="000000"/>
+                <w:sz w:val="16"/>
+              </w:rPr>
+              <w:t>13.96</w:t>
+            </w:r>
+          </w:p>
+        </w:tc>
+        <w:tc>
+          <w:tcPr>
             <w:tcW w:type="dxa" w:w="1020"/>
             <w:tcMar>
               <w:top w:w="50" w:type="dxa"/>
@@ -28258,107 +28333,32 @@
                 <w:color w:val="000000"/>
                 <w:sz w:val="16"/>
               </w:rPr>
+              <w:t>2023</w:t>
+            </w:r>
+          </w:p>
+        </w:tc>
+        <w:tc>
+          <w:tcPr>
+            <w:tcW w:type="dxa" w:w="1020"/>
+            <w:tcMar>
+              <w:top w:w="50" w:type="dxa"/>
+              <w:bottom w:w="50" w:type="dxa"/>
+              <w:left w:w="80" w:type="dxa"/>
+              <w:right w:w="80" w:type="dxa"/>
+            </w:tcMar>
+          </w:tcPr>
+          <w:p>
+            <w:pPr>
+              <w:spacing w:before="20" w:after="20"/>
+              <w:jc w:val="center"/>
+            </w:pPr>
+            <w:r>
+              <w:rPr>
+                <w:rFonts w:ascii="Times New Roman" w:hAnsi="Times New Roman"/>
+                <w:color w:val="000000"/>
+                <w:sz w:val="16"/>
+              </w:rPr>
               <w:t>1</w:t>
-            </w:r>
-          </w:p>
-        </w:tc>
-        <w:tc>
-          <w:tcPr>
-            <w:tcW w:type="dxa" w:w="1134"/>
-            <w:tcMar>
-              <w:top w:w="50" w:type="dxa"/>
-              <w:bottom w:w="50" w:type="dxa"/>
-              <w:left w:w="80" w:type="dxa"/>
-              <w:right w:w="80" w:type="dxa"/>
-            </w:tcMar>
-          </w:tcPr>
-          <w:p>
-            <w:pPr>
-              <w:spacing w:before="20" w:after="20"/>
-              <w:jc w:val="right"/>
-            </w:pPr>
-            <w:r>
-              <w:rPr>
-                <w:rFonts w:ascii="Times New Roman" w:hAnsi="Times New Roman"/>
-                <w:color w:val="000000"/>
-                <w:sz w:val="16"/>
-              </w:rPr>
-              <w:t>4.35</w:t>
-            </w:r>
-          </w:p>
-        </w:tc>
-        <w:tc>
-          <w:tcPr>
-            <w:tcW w:type="dxa" w:w="1134"/>
-            <w:tcMar>
-              <w:top w:w="50" w:type="dxa"/>
-              <w:bottom w:w="50" w:type="dxa"/>
-              <w:left w:w="80" w:type="dxa"/>
-              <w:right w:w="80" w:type="dxa"/>
-            </w:tcMar>
-          </w:tcPr>
-          <w:p>
-            <w:pPr>
-              <w:spacing w:before="20" w:after="20"/>
-              <w:jc w:val="right"/>
-            </w:pPr>
-            <w:r>
-              <w:rPr>
-                <w:rFonts w:ascii="Times New Roman" w:hAnsi="Times New Roman"/>
-                <w:color w:val="000000"/>
-                <w:sz w:val="16"/>
-              </w:rPr>
-              <w:t>21.75</w:t>
-            </w:r>
-          </w:p>
-        </w:tc>
-        <w:tc>
-          <w:tcPr>
-            <w:tcW w:type="dxa" w:w="1020"/>
-            <w:tcMar>
-              <w:top w:w="50" w:type="dxa"/>
-              <w:bottom w:w="50" w:type="dxa"/>
-              <w:left w:w="80" w:type="dxa"/>
-              <w:right w:w="80" w:type="dxa"/>
-            </w:tcMar>
-          </w:tcPr>
-          <w:p>
-            <w:pPr>
-              <w:spacing w:before="20" w:after="20"/>
-              <w:jc w:val="center"/>
-            </w:pPr>
-            <w:r>
-              <w:rPr>
-                <w:rFonts w:ascii="Times New Roman" w:hAnsi="Times New Roman"/>
-                <w:color w:val="000000"/>
-                <w:sz w:val="16"/>
-              </w:rPr>
-              <w:t>2023</w:t>
-            </w:r>
-          </w:p>
-        </w:tc>
-        <w:tc>
-          <w:tcPr>
-            <w:tcW w:type="dxa" w:w="1020"/>
-            <w:tcMar>
-              <w:top w:w="50" w:type="dxa"/>
-              <w:bottom w:w="50" w:type="dxa"/>
-              <w:left w:w="80" w:type="dxa"/>
-              <w:right w:w="80" w:type="dxa"/>
-            </w:tcMar>
-          </w:tcPr>
-          <w:p>
-            <w:pPr>
-              <w:spacing w:before="20" w:after="20"/>
-              <w:jc w:val="center"/>
-            </w:pPr>
-            <w:r>
-              <w:rPr>
-                <w:rFonts w:ascii="Times New Roman" w:hAnsi="Times New Roman"/>
-                <w:color w:val="000000"/>
-                <w:sz w:val="16"/>
-              </w:rPr>
-              <w:t>0</w:t>
             </w:r>
           </w:p>
         </w:tc>
@@ -28410,7 +28410,7 @@
                 <w:color w:val="000000"/>
                 <w:sz w:val="16"/>
               </w:rPr>
-              <w:t>BVH</w:t>
+              <w:t>VCS</w:t>
             </w:r>
           </w:p>
         </w:tc>
@@ -28435,7 +28435,7 @@
                 <w:color w:val="000000"/>
                 <w:sz w:val="16"/>
               </w:rPr>
-              <w:t>6</w:t>
+              <w:t>5</w:t>
             </w:r>
           </w:p>
         </w:tc>
@@ -28460,7 +28460,7 @@
                 <w:color w:val="000000"/>
                 <w:sz w:val="16"/>
               </w:rPr>
-              <w:t>4</w:t>
+              <w:t>2</w:t>
             </w:r>
           </w:p>
         </w:tc>
@@ -28510,7 +28510,7 @@
                 <w:color w:val="000000"/>
                 <w:sz w:val="16"/>
               </w:rPr>
-              <w:t>3.02</w:t>
+              <w:t>1.23</w:t>
             </w:r>
           </w:p>
         </w:tc>
@@ -28535,7 +28535,7 @@
                 <w:color w:val="000000"/>
                 <w:sz w:val="16"/>
               </w:rPr>
-              <w:t>13.96</w:t>
+              <w:t>5.16</w:t>
             </w:r>
           </w:p>
         </w:tc>
@@ -28560,7 +28560,7 @@
                 <w:color w:val="000000"/>
                 <w:sz w:val="16"/>
               </w:rPr>
-              <w:t>2023</w:t>
+              <w:t>2022</w:t>
             </w:r>
           </w:p>
         </w:tc>
@@ -28585,7 +28585,7 @@
                 <w:color w:val="000000"/>
                 <w:sz w:val="16"/>
               </w:rPr>
-              <w:t>1</w:t>
+              <w:t>0</w:t>
             </w:r>
           </w:p>
         </w:tc>
@@ -28637,7 +28637,7 @@
                 <w:color w:val="000000"/>
                 <w:sz w:val="16"/>
               </w:rPr>
-              <w:t>VCS</w:t>
+              <w:t>PNJ</w:t>
             </w:r>
           </w:p>
         </w:tc>
@@ -28662,7 +28662,7 @@
                 <w:color w:val="000000"/>
                 <w:sz w:val="16"/>
               </w:rPr>
-              <w:t>6</w:t>
+              <w:t>5</w:t>
             </w:r>
           </w:p>
         </w:tc>
@@ -28687,7 +28687,7 @@
                 <w:color w:val="000000"/>
                 <w:sz w:val="16"/>
               </w:rPr>
-              <w:t>2</w:t>
+              <w:t>1</w:t>
             </w:r>
           </w:p>
         </w:tc>
@@ -28712,7 +28712,7 @@
                 <w:color w:val="000000"/>
                 <w:sz w:val="16"/>
               </w:rPr>
-              <w:t>2</w:t>
+              <w:t>1</w:t>
             </w:r>
           </w:p>
         </w:tc>
@@ -28737,7 +28737,7 @@
                 <w:color w:val="000000"/>
                 <w:sz w:val="16"/>
               </w:rPr>
-              <w:t>1.23</w:t>
+              <w:t>0.92</w:t>
             </w:r>
           </w:p>
         </w:tc>
@@ -28762,7 +28762,7 @@
                 <w:color w:val="000000"/>
                 <w:sz w:val="16"/>
               </w:rPr>
-              <w:t>5.16</w:t>
+              <w:t>4.62</w:t>
             </w:r>
           </w:p>
         </w:tc>
@@ -28787,7 +28787,7 @@
                 <w:color w:val="000000"/>
                 <w:sz w:val="16"/>
               </w:rPr>
-              <w:t>2022</w:t>
+              <w:t>2023</w:t>
             </w:r>
           </w:p>
         </w:tc>
@@ -28889,7 +28889,7 @@
                 <w:color w:val="000000"/>
                 <w:sz w:val="16"/>
               </w:rPr>
-              <w:t>6</w:t>
+              <w:t>5</w:t>
             </w:r>
           </w:p>
         </w:tc>
@@ -29116,7 +29116,7 @@
                 <w:color w:val="000000"/>
                 <w:sz w:val="16"/>
               </w:rPr>
-              <w:t>6</w:t>
+              <w:t>5</w:t>
             </w:r>
           </w:p>
         </w:tc>
@@ -29343,7 +29343,7 @@
                 <w:color w:val="000000"/>
                 <w:sz w:val="16"/>
               </w:rPr>
-              <w:t>6</w:t>
+              <w:t>5</w:t>
             </w:r>
           </w:p>
         </w:tc>
@@ -29570,7 +29570,7 @@
                 <w:color w:val="000000"/>
                 <w:sz w:val="16"/>
               </w:rPr>
-              <w:t>6</w:t>
+              <w:t>5</w:t>
             </w:r>
           </w:p>
         </w:tc>
@@ -29761,7 +29761,7 @@
           <w:color w:val="000000"/>
           <w:sz w:val="24"/>
         </w:rPr>
-        <w:t>Hình 8 và Bảng 6 tổng hợp kết quả tính toán chỉ số tẩy xanh định lượng liên tục (GW Index). Bảng xếp hạng ghi nhận PNJ đứng đầu với GW trung bình 4,35 điểm và GW cực đại đạt 21,75 điểm vào năm 2023, tiếp theo là Bảo Việt (BVH) với GW trung bình 3,02 điểm (cực đại 13,96 điểm năm 2023), Vicostone (VCS) đạt 1,23 điểm (cực đại 5,16 điểm năm 2022) và Vinamilk (VNM) đạt 0,35 điểm (mức tẩy xanh nhẹ). Trong khi đó, 3 doanh nghiệp gồm The PAN Group (PAN), Petrolimex (PLX) và Chứng khoán SSI đều ghi nhận mức GW trung bình bằng 0,00 điểm, nhờ duy trì thái độ công bố thông tin trung thực (khi thị trường giảm, tỷ số cảm xúc cũng giảm) hoặc thị trường duy trì xu hướng giá tích cực trong các năm khảo sát.</w:t>
+        <w:t>Hình 8 và Bảng 6 tổng hợp kết quả tính toán chỉ số tẩy xanh định lượng liên tục (GW Index). Sau khi dữ liệu scan của PNJ năm 2022 được chuẩn hóa bằng OCR, Bảng xếp hạng ghi nhận Tập đoàn Bảo Việt (BVH) đứng đầu với GW trung bình 3,02 điểm và GW cực đại đạt 13,96 điểm vào năm 2023. Hiện tượng này phản ánh bối cảnh năm 2023 ngành bảo hiểm nhân thọ đối mặt khủng hoảng niềm tin nghiêm trọng về kênh bancassurance và các đợt thanh tra gắt gao của cơ quan quản lý khiến giá cổ phiếu BVH sụt giảm -13,18%, nhưng báo cáo tích hợp lại đẩy mạnh chiến lược truyền thông phòng thủ với tỷ số Pos/Neg tăng vọt +105,89%. Đứng thứ hai là Vicostone (VCS) với GW trung bình 1,23 điểm (cực đại 5,16 điểm năm 2022, khi thị trường bất động sản Bắc Mỹ đóng băng do lãi suất Fed tăng cao làm giá cổ phiếu VCS giảm -47,46% nhưng báo cáo vẫn duy trì giọng văn ca ngợi với Pos/Neg tăng +10,88%). PNJ lùi xuống vị trí thứ ba với GW trung bình 0,92 điểm và cực đại 4,62 điểm năm 2023 (thay vì mức cực đại sai lệch 21,75 điểm trước khi có OCR). Vinamilk (VNM) đứng thứ tư với GW trung bình 0,35 điểm (mức tẩy xanh nhẹ mang tính tín hiệu chiến lược khi doanh nghiệp liên tục mở rộng diễn ngôn Net Zero). Ngược lại, cả ba doanh nghiệp The PAN Group (PAN), Petrolimex (PLX) và Chứng khoán SSI đều đạt điểm GW trung bình bằng 0,00 điểm. Trong năm 2022 đầy biến động khi thị trường chứng khoán giảm điểm sâu (giá cổ phiếu giảm từ -38,69% đến -62,17%), cả PAN, PLX và SSI đều thẳng thắn hạ thấp tỷ số cảm xúc Pos/Neg (giảm từ -4,22% đến -21,62%), thể hiện tính trung thực cao trong công bố thông tin thay vì tìm cách che đậy thực trạng khó khăn.</w:t>
       </w:r>
     </w:p>
     <w:p>
@@ -29778,7 +29778,7 @@
           <w:color w:val="000000"/>
           <w:sz w:val="24"/>
         </w:rPr>
-        <w:t>Tuy nhiên, việc diễn giải cơ học các điểm số GW cao như trường hợp của PNJ (21,75 điểm) hay BVH (13,96 điểm) mà không đối chiếu với chất lượng số hóa tài liệu và bối cảnh kế toán thực tế sẽ dẫn tới những kết luận sai lầm nghiêm trọng. Phần thảo luận dưới đây sẽ phân tích sâu sắc bản chất hiện tượng này dưới góc nhìn chuyên môn.</w:t>
+        <w:t>Sự thay đổi căn bản trong bảng xếp hạng sau khi phục hồi dữ liệu OCR của PNJ là một bằng chứng thực nghiệm đắt giá về tầm quan trọng của tiền xử lý dữ liệu. Phần thảo luận dưới đây sẽ phân tích sâu sắc các phát hiện kinh tế - xã hội đằng sau những con số này.</w:t>
       </w:r>
     </w:p>
     <w:p>
@@ -29825,7 +29825,7 @@
           <w:color w:val="000000"/>
           <w:sz w:val="24"/>
         </w:rPr>
-        <w:t>Kết quả phân tích định lượng từ 95.804 câu văn bản trong 42 báo cáo đã phác họa một bức tranh toàn cảnh, khách quan và chân thực về hiện trạng công bố thông tin phát triển bền vững tại Việt Nam qua ba đặc trưng cốt lõi: (1) Sự thiên lệch áp đảo của tư duy kinh tế (Economic Dominance): Nhóm Kinh tế (SDG 8, 9) và Đối tác (SDG 17) luôn giữ vị trí độc tôn. Điều này phản ánh thực tế rằng đối với các tập đoàn niêm yết tại một quốc gia đang phát triển như Việt Nam, mục tiêu tăng trưởng doanh thu, bảo toàn vốn và đầu tư hạ tầng kỹ thuật vẫn là ưu tiên số một để thỏa mãn kỳ vọng cổ đông ngắn hạn; (2) Khoảng trống cam kết về bình đẳng và quyền con người (Equity Gap): Nhóm Bình đẳng (SDG 4, 5, 10) liên tục xếp cuối bảng với điểm số cách biệt. Các nội dung về bình đẳng giới ở cấp quản trị thượng tầng, hòa nhập người yếu thế và giảm bất bình đẳng thu nhập nội bộ vẫn chỉ được đề cập mờ nhạt mang tính hình thức; (3) Tính lạc quan có hệ thống (Systemic Optimism Bias): Tỷ lệ câu tích cực chiếm tới 53,9% và câu trung tính 33,0%, trong khi câu tiêu cực chỉ chiếm 13,1%. Báo cáo phát triển bền vững tại Việt Nam hiện nay phần lớn vẫn đang được định vị như một tài liệu quan hệ công chúng (PR) cao cấp nhằm quảng bá hình ảnh thay vì là một công cụ quản trị rủi ro toàn diện.</w:t>
+        <w:t>Kết quả phân tích định lượng từ 96.461 câu văn bản trong 42 báo cáo đã phác họa một bức tranh toàn cảnh, khách quan và chân thực về hiện trạng công bố thông tin phát triển bền vững tại Việt Nam qua ba đặc trưng cốt lõi: (1) Sự thiên lệch áp đảo của tư duy kinh tế (Economic Dominance): Nhóm Kinh tế (SDG 8, 9) đạt điểm trung bình cao nhất (47,69 điểm), kết hợp với Đối tác phát triển (SDG 17) luôn giữ vị trí độc tôn. Điều này phản ánh thực tế rằng đối với các tập đoàn niêm yết tại một quốc gia đang phát triển như Việt Nam, mục tiêu tăng trưởng doanh thu, bảo toàn vốn và đầu tư hạ tầng kỹ thuật vẫn là ưu tiên số một để thỏa mãn kỳ vọng cổ đông ngắn hạn; (2) Khoảng trống cam kết về bình đẳng và quyền con người (Equity Gap): Nhóm Bình đẳng (SDG 4, 5, 10) liên tục xếp cuối bảng với điểm số trung bình chỉ đạt 42,08 điểm. Các nội dung về bình đẳng giới ở cấp quản trị thượng tầng, hòa nhập người yếu thế và giảm bất bình đẳng thu nhập nội bộ vẫn chỉ được đề cập mờ nhạt mang tính hình thức; (3) Tính lạc quan có hệ thống (Systemic Optimism Bias): Tỷ lệ câu tích cực chiếm tới 53,87% (51.966 câu) và câu trung tính chiếm 32,87% (31.706 câu), trong khi câu tiêu cực chỉ chiếm 13,26% (12.789 câu). Báo cáo phát triển bền vững tại Việt Nam hiện nay phần lớn vẫn đang được định vị như một tài liệu quan hệ công chúng (PR) cao cấp nhằm quảng bá hình ảnh thay vì là một công cụ quản trị rủi ro toàn diện.</w:t>
       </w:r>
     </w:p>
     <w:p>
@@ -29840,7 +29840,7 @@
           <w:color w:val="000000"/>
           <w:sz w:val="25"/>
         </w:rPr>
-        <w:t>5.2 Phân tích Hành trình Chuyển đổi Bền vững của 7 Doanh nghiệp Tiêu biểu</w:t>
+        <w:t>5.2 Phân tích Chuyên sâu Sắc thái Cảm xúc và Bối cảnh Doanh nghiệp: Tẩy xanh hay Trung thực?</w:t>
       </w:r>
     </w:p>
     <w:p>
@@ -29857,7 +29857,75 @@
           <w:color w:val="000000"/>
           <w:sz w:val="24"/>
         </w:rPr>
-        <w:t>Quan sát chuỗi thời gian 2020–2025 cho thấy mỗi doanh nghiệp đại diện cho một hình mẫu chuyển đổi độc đáo: - Vinamilk (VNM): Doanh nghiệp tiên phong hàng đầu với chất lượng báo cáo đạt chuẩn mực cao nhất. Điểm nhóm Môi trường và Tài nguyên của VNM tăng trưởng bền bỉ gắn liền với các dự án trang trại Net Zero và chuyển đổi bao bì sinh học; - Vicostone (VCS): Đại diện tiêu biểu cho ngành sản xuất công nghiệp nặng với bước nhảy vọt ngoạn mục về quy mô báo cáo vào năm 2025 (5.974 câu), chứng minh sự đầu tư nghiêm túc vào quản trị an toàn hóa chất, thu hồi bụi đá và kiểm toán năng lượng tuần hoàn; - Tập đoàn Bảo Việt (BVH): Đi đầu trong việc áp dụng khung Báo cáo Tích hợp quốc tế (&lt;IIRC&gt;), thể hiện tỷ lệ thông tin trung tính cao và cấu trúc ma trận vốn toàn diện; - Petrolimex (PLX): Thể hiện cam kết chuyển đổi năng lượng xanh rất rõ nét ở nhóm SDG 7 và SDG 13 trong các năm phát hành báo cáo chuẩn (2020, 2022, 2025); - The PAN Group (PAN): Thể hiện sự nhất quán cao độ trong việc kiểm soát chuỗi giá trị nông nghiệp bền vững và bảo vệ đa dạng sinh học thủy sản; - PNJ và SSI: Đang từng bước chuẩn hóa việc lồng ghép các chỉ tiêu bình đẳng DE&amp;I và tài chính bền vững vào hoạt động bán lẻ kim hoàn và môi giới đầu tư.</w:t>
+        <w:t xml:space="preserve">Đi sâu vào diễn biến tỷ lệ Pos/Neg thường niên đối chiếu với các sự kiện kinh tế vĩ mô và bối cảnh ngành, nghiên cứu ghi nhận những phát hiện (findings) thực nghiệm đặc biệt giá trị: </w:t>
+      </w:r>
+    </w:p>
+    <w:p>
+      <w:pPr>
+        <w:spacing w:line="324" w:lineRule="auto" w:after="80"/>
+        <w:ind w:firstLine="567"/>
+        <w:jc w:val="both"/>
+      </w:pPr>
+      <w:r>
+        <w:rPr>
+          <w:rFonts w:ascii="Times New Roman" w:hAnsi="Times New Roman"/>
+          <w:b w:val="0"/>
+          <w:i w:val="0"/>
+          <w:color w:val="000000"/>
+          <w:sz w:val="24"/>
+        </w:rPr>
+        <w:t>(1) Khủng hoảng niềm tin ngành bảo hiểm và hiện tượng quản trị ấn tượng tại Tập đoàn Bảo Việt (BVH): Năm 2023, thị trường chứng khoán Việt Nam chứng kiến cơn địa chấn của ngành bảo hiểm nhân thọ xoay quanh các vụ việc tranh chấp hợp đồng bảo hiểm liên kết đầu tư và hoạt động bán chéo qua kênh ngân hàng (bancassurance). Làn sóng khiếu nại của khách hàng cùng các đợt thanh tra gắt gao từ Bộ Tài chính đã khiến tâm lý thị trường hoang mang, kéo giá cổ phiếu BVH sụt giảm -13,18%. Tuy nhiên, trong Báo cáo tích hợp 2023, BVH lại bất ngờ gia tăng đột biến tần suất thông điệp tích cực: tỷ số Pos/Neg nhảy vọt từ 3,02 lên 6,22 lần (+105,89%). Việc sử dụng ngôn từ lạc quan dày đặc để khẳng định vị thế thương hiệu và cam kết xã hội ngay giữa tâm bão khủng hoảng đã khiến chỉ số Greenwashing của BVH chạm đỉnh 13,96 điểm (mức Mạnh). Đây là minh chứng điển hình của chiến lược 'quản trị ấn tượng phòng thủ' (defensive impression management) nhằm xoa dịu áp lực từ các bên liên quan.</w:t>
+      </w:r>
+    </w:p>
+    <w:p>
+      <w:pPr>
+        <w:spacing w:line="324" w:lineRule="auto" w:after="80"/>
+        <w:ind w:firstLine="567"/>
+        <w:jc w:val="both"/>
+      </w:pPr>
+      <w:r>
+        <w:rPr>
+          <w:rFonts w:ascii="Times New Roman" w:hAnsi="Times New Roman"/>
+          <w:b w:val="0"/>
+          <w:i w:val="0"/>
+          <w:color w:val="000000"/>
+          <w:sz w:val="24"/>
+        </w:rPr>
+        <w:t>(2) Tác động của suy thoái thị trường xuất khẩu bất động sản Bắc Mỹ đối với Vicostone (VCS): Năm 2022, chu kỳ thắt chặt tiền tệ quyết liệt của Cục Dự trữ Liên bang Mỹ (Fed) với các đợt tăng lãi suất dồn dập đã đẩy lãi suất vay mua nhà tại Mỹ lên đỉnh nhiều thập kỷ, khiến thị trường xây dựng và bất động sản nhà ở tại Bắc Mỹ (thị trường tiêu thụ đóng góp trên 60% doanh thu của VCS) rơi vào đình trệ nghiêm trọng. Hậu quả là kết quả kinh doanh và thị giá cổ phiếu VCS lao dốc -47,46%. Mặc dù vậy, báo cáo PTBV năm 2022 của VCS vẫn duy trì tỷ số Pos/Neg tăng +10,88% (từ 3,31 lên 3,67 lần), tập trung ca ngợi dây chuyền công nghệ đá ốp lát thạch anh Breton và các chứng chỉ xanh quốc tế, kích hoạt điểm GW = 5,16 điểm (mức Trung bình).</w:t>
+      </w:r>
+    </w:p>
+    <w:p>
+      <w:pPr>
+        <w:spacing w:line="324" w:lineRule="auto" w:after="80"/>
+        <w:ind w:firstLine="567"/>
+        <w:jc w:val="both"/>
+      </w:pPr>
+      <w:r>
+        <w:rPr>
+          <w:rFonts w:ascii="Times New Roman" w:hAnsi="Times New Roman"/>
+          <w:b w:val="0"/>
+          <w:i w:val="0"/>
+          <w:color w:val="000000"/>
+          <w:sz w:val="24"/>
+        </w:rPr>
+        <w:t>(3) Khủng hoảng thị trường vốn năm 2022 và thái độ công bố 'Trung thực' mẫu mực của PAN, PLX và SSI: Năm 2022 là năm thử thách khắc nghiệt nhất đối với thị trường tài chính Việt Nam khi chỉ số VN-Index sụt giảm hơn 32% do khủng hoảng thanh khoản trái phiếu doanh nghiệp, siết chặt tín dụng bất động sản và các vụ xử lý sai phạm thị trường vốn. Cổ phiếu SSI giảm tới -62,17%, The PAN Group giảm -61,17% và Petrolimex giảm -38,69%. Tuy nhiên, cả ba doanh nghiệp này đều ghi nhận điểm Greenwashing tuyệt đối bằng 0,00 nhờ thái độ công bố thông tin thẳng thắn và minh bạch: - SSI chủ động phân tích sự co hẹp thanh khoản thị trường và rủi ro sụt giảm doanh thu môi giới/cho vay ký quỹ, làm tỷ số Pos/Neg giảm -4,22%; - The PAN Group trình bày chi tiết các áp lực lạm phát chi phí đầu vào nông nghiệp (giá phân bón thế giới tăng phi mã, thức ăn chăn nuôi leo thang) và đứt gãy chuỗi cung ứng xuất khẩu thủy sản, làm tỷ số Pos/Neg giảm -7,92%; - Petrolimex đối mặt với cú sốc kép từ biến động giá dầu dị biệt do xung đột Nga - Ukraine và quy định giá cơ sở xăng dầu trong nước khiến khâu bán lẻ chịu lỗ định mức, dẫn đến tỷ số Pos/Neg giảm mạnh -21,62%. Hành vi đồng pha giữa thực tế khó khăn kinh doanh và giọng văn báo cáo đã khẳng định tính trung thực cao độ của nhóm doanh nghiệp này.</w:t>
+      </w:r>
+    </w:p>
+    <w:p>
+      <w:pPr>
+        <w:spacing w:line="324" w:lineRule="auto" w:after="80"/>
+        <w:ind w:firstLine="567"/>
+        <w:jc w:val="both"/>
+      </w:pPr>
+      <w:r>
+        <w:rPr>
+          <w:rFonts w:ascii="Times New Roman" w:hAnsi="Times New Roman"/>
+          <w:b w:val="0"/>
+          <w:i w:val="0"/>
+          <w:color w:val="000000"/>
+          <w:sz w:val="24"/>
+        </w:rPr>
+        <w:t>(4) Chiến lược định vị vị thế dẫn dắt ESG và tín hiệu Net Zero của Vinamilk (VNM): VNM là doanh nghiệp duy nhất duy trì tỷ số Pos/Neg trên 4,3 lần trong suốt giai đoạn khảo sát, chạm đỉnh 6,06 lần vào năm 2024 (trung bình 5,38 lần). Dù cổ phiếu có những nhịp điều chỉnh nhẹ do thị trường sữa nội địa bước vào giai đoạn bão hòa, VNM liên tục công bố các cột mốc thực chất: Nhà máy sữa Nghệ An và Trang trại bò sữa Vinamilk Nghệ An đạt chứng nhận trung hòa carbon theo chuẩn quốc tế PAS 2060, trang trại sinh thái Vinamilk Green Farm, và lộ trình Net Zero 2050 bài bản. Mức điểm GW dao động từ 0,11 đến 1,13 của VNM không mang tính chất lừa dối cổ đông mà là hệ quả tự nhiên của việc doanh nghiệp đang thực sự dẫn dắt xu hướng chuyển đổi xanh tại Việt Nam.</w:t>
       </w:r>
     </w:p>
     <w:p>
@@ -29889,7 +29957,7 @@
           <w:color w:val="000000"/>
           <w:sz w:val="24"/>
         </w:rPr>
-        <w:t>So sánh đối chuẩn với kết quả nghiên cứu của {Kang, 2022} trên các chaebol Hàn Quốc đem lại những phát hiện học thuật vô cùng thú vị. Điểm tương đồng lớn nhất là cả hai thị trường đều ghi nhận trật tự phân phối điểm SDG dạng chuông đối xứng và xu hướng áp đảo của nhóm Kinh tế so với nhóm Công bằng xã hội. Tuy nhiên, có hai điểm khác biệt mang tính bản chất: (1) Tại Hàn Quốc, các tập đoàn chaebol có sự phân hóa sâu sắc hơn về điểm số nhóm Môi trường (Environments) tùy thuộc vào ngành thâm dụng phát thải (như thép POSCO, hóa chất LG Chem) so với viễn thông (SK Telecom); tại Việt Nam, điểm số nhóm môi trường giữa các doanh nghiệp đa ngành lại có độ phân tán hẹp hơn, cho thấy mức độ chuyên biệt hóa số liệu phát thải ở Việt Nam chưa cao; (2) Tỷ lệ câu tích cực tại Việt Nam (53,9%) cao hơn so với kết quả tại Hàn Quốc, phản ánh văn hóa truyền thông doanh nghiệp Á Đông tại các thị trường mới nổi thường có tâm lý e ngại phơi bày các số liệu tiêu cực trước công chúng.</w:t>
+        <w:t>So sánh đối chuẩn với kết quả nghiên cứu của {Kang, 2022} trên các chaebol Hàn Quốc đem lại những phát hiện học thuật vô cùng thú vị. Điểm tương đồng lớn nhất là cả hai thị trường đều ghi nhận trật tự phân phối điểm SDG dạng chuông đối xứng và xu hướng áp đảo của nhóm Kinh tế so với nhóm Công bằng xã hội. Tuy nhiên, có hai điểm khác biệt mang tính bản chất: (1) Tại Hàn Quốc, các tập đoàn chaebol có sự phân hóa sâu sắc hơn về điểm số nhóm Môi trường (Environments) tùy thuộc vào ngành thâm dụng phát thải (như thép POSCO, hóa chất LG Chem) so với viễn thông (SK Telecom); tại Việt Nam, điểm số nhóm môi trường giữa các doanh nghiệp đa ngành lại có độ phân tán hẹp hơn, cho thấy mức độ chuyên biệt hóa số liệu phát thải ở Việt Nam chưa cao; (2) Tỷ lệ câu tích cực tại Việt Nam (53,87%) cao hơn so với kết quả tại Hàn Quốc, phản ánh văn hóa truyền thông doanh nghiệp Á Đông tại các thị trường mới nổi thường có tâm lý e ngại phơi bày các số liệu tiêu cực trước công chúng.</w:t>
       </w:r>
     </w:p>
     <w:p>
@@ -29904,7 +29972,7 @@
           <w:color w:val="000000"/>
           <w:sz w:val="25"/>
         </w:rPr>
-        <w:t>5.4 Bài học Phương pháp luận: Chất lượng Số hóa Văn bản và Rủi ro Diễn giải Chỉ số</w:t>
+        <w:t>5.4 Bài học Phương pháp luận: Phục hồi Dữ liệu Scan qua OCR và Rủi ro Diễn giải Chỉ số AI</w:t>
       </w:r>
     </w:p>
     <w:p>
@@ -29921,7 +29989,7 @@
           <w:color w:val="000000"/>
           <w:sz w:val="24"/>
         </w:rPr>
-        <w:t>Một trong những đóng góp học thuật quan trọng nhất của bài báo này là việc đưa ra cảnh báo phương pháp luận sâu sắc về hiện tượng 'bẫy dữ liệu số hóa' (Data Quality Artifact) khi áp dụng AI tự động trong phân tích tài chính. Điển hình là trường hợp điểm số tẩy xanh cực đại của PNJ năm 2023 (GW = 21,75). Nếu nhìn thuần túy vào công thức toán học, người ta sẽ vội vã cáo buộc PNJ thực hiện hành vi tẩy xanh nghiêm trọng nhất thị trường. Tuy nhiên, khi truy nguyên dữ liệu gốc, nguyên nhân thực sự lại bắt nguồn từ lỗi kỹ thuật số hóa năm 2022: tệp PDF báo cáo năm 2022 của PNJ là tài liệu scan dạng ảnh, khiến bộ trích xuất chỉ bóc tách được vỏn vẹn 12 câu văn bản (chủ yếu là các lưu ý pháp lý mang từ ngữ cảnh báo rủi ro), làm tỷ số Pos/Neg năm 2022 sụt giảm nhân tạo xuống mức đáy 0,33. Sang năm 2023, PNJ phát hành bản PDF điện tử chuẩn mực với 1.050 câu và tỷ số Pos/Neg trở về trạng thái thực tế 4,23. Sự phục hồi bình thường này đã khiến tốc độ tăng tỷ số cảm xúc cơ học (\Delta\text{Pos/Neg}\%) nhảy vọt lên +1.169%, kết hợp với mức giảm giá nhẹ của cổ phiếu (-1,86%) tạo nên một điểm số GW cực đại hoàn toàn giả tạo!</w:t>
+        <w:t>Một trong những đóng góp học thuật và thực tiễn cốt lõi nhất của công trình này là việc đưa ra cảnh báo phương pháp luận sâu sắc về 'bẫy dữ liệu số hóa' (Data Quality Artifact) khi áp dụng Trí tuệ Nhân tạo và Xử lý Ngôn ngữ Tự nhiên trong phân tích tài chính - kế toán. Điển hình là trường hợp Báo cáo PTBV năm 2022 của PNJ: tài liệu gốc được phát hành dưới dạng tệp scan hình ảnh (raster PDF) không chứa lớp văn bản điện tử. Nếu chỉ áp dụng bộ trích xuất văn bản tiêu chuẩn (PyMuPDF không tích hợp OCR), hệ thống chỉ bóc tách được vỏn vẹn 12 câu văn bản (chủ yếu là các lưu ý bản quyền và tuyên bố miễn trừ trách nhiệm pháp lý mang từ ngữ cảnh báo tiêu cực), làm tỷ số Pos/Neg năm 2022 sụt giảm nhân tạo xuống đáy 0,33 lần. Đến năm 2023, khi PNJ phát hành tài liệu số hóa chuẩn mực với 1.050 câu và tỷ số Pos/Neg phục hồi về 4,23 lần, thuật toán toán học ghi nhận mức tăng cơ học lên tới +1.169%, kết hợp với mức giảm giá nhẹ của cổ phiếu (-1,86%) tạo nên điểm số GW cực đại hoàn toàn giả tạo lên tới 21,75 điểm—sai lệch nghiêm trọng thực tế khách quan!</w:t>
       </w:r>
     </w:p>
     <w:p>
@@ -29938,7 +30006,24 @@
           <w:color w:val="000000"/>
           <w:sz w:val="24"/>
         </w:rPr>
-        <w:t>Tương tự, trường hợp báo cáo năm 2021 và 2024 của Petrolimex (PLX) chỉ là các bản tóm tắt trực tuyến mỏng (206 câu và 112 câu) đã làm tỷ số cảm xúc biến động bất thường. Bài học rút ra là: các hệ thống AI phân tích tài chính tự động không bao giờ được phép hoạt động như một 'hộp đen' (black-box). Người nghiên cứu và chuyên viên phân tích bắt buộc phải tích hợp các bộ lọc kiểm soát vệ sinh dữ liệu (data hygiene checks) và thẩm định ngữ cảnh chuyên môn trước khi đưa ra bất kỳ kết luận hành vi nào đối với doanh nghiệp.</w:t>
+        <w:t>Để giải quyết triệt để rủi ro phương pháp luận này, nghiên cứu đã xây dựng đường ống OCR quang học chuyên dụng (Tesseract 5.4.0, gói vie+eng, 300 DPI, nhị phân hóa thích nghi và lọc nhiễu đồ họa). Kết quả đã khôi phục trọn vẹn 669 câu văn bản thực chất từ 52 trang scan, xác định chính xác tỷ số Pos/Neg năm 2022 của PNJ là 1,21 lần (317 câu tích cực và 261 câu tiêu cực). Sắc thái thận trọng này phản ánh đúng bối cảnh PNJ vừa trải qua đợt phong tỏa kéo dài do dịch COVID-19 cuối năm 2021 tại TP.HCM (tạm dừng hoạt động hơn 80% cửa hàng) và phải đối mặt với áp lực tái cơ cấu chi phí vận hành, an toàn lao động và giá vàng thế giới. Nhờ dữ liệu OCR thực chất, bước nhảy tỷ số sang năm 2023 chỉ còn +248,3%, giúp kéo giảm điểm GW năm 2023 của PNJ từ đỉnh sai lệch 21,75 điểm xuống còn 4,62 điểm (mức Trung bình), và đưa vị trí xếp hạng của PNJ từ 'tẩy xanh nghiêm trọng nhất' xuống vị trí thứ 3 toàn đoàn.</w:t>
+      </w:r>
+    </w:p>
+    <w:p>
+      <w:pPr>
+        <w:spacing w:line="324" w:lineRule="auto" w:after="80"/>
+        <w:ind w:firstLine="567"/>
+        <w:jc w:val="both"/>
+      </w:pPr>
+      <w:r>
+        <w:rPr>
+          <w:rFonts w:ascii="Times New Roman" w:hAnsi="Times New Roman"/>
+          <w:b w:val="0"/>
+          <w:i w:val="0"/>
+          <w:color w:val="000000"/>
+          <w:sz w:val="24"/>
+        </w:rPr>
+        <w:t>Bài học phương pháp luận rút ra là: các hệ thống AI phân tích tài chính tự động không bao giờ được phép hoạt động như một 'hộp đen' (black-box). Người nghiên cứu và chuyên viên phân tích bắt buộc phải tích hợp các quy trình kiểm soát vệ sinh dữ liệu (data hygiene validation), đặc biệt là công nghệ OCR chuyên dụng cho tài liệu scan, trước khi đưa ra bất kỳ kết luận hành vi nào đối với doanh nghiệp niêm yết.</w:t>
       </w:r>
     </w:p>
     <w:p>
@@ -30034,7 +30119,7 @@
           <w:color w:val="000000"/>
           <w:sz w:val="24"/>
         </w:rPr>
-        <w:t>Nghiên cứu này đã hoàn thành việc tái hiện, chuẩn hóa và mở rộng toàn diện khung phân tích văn bản của {Kang, 2022} cho thị trường chứng khoán Việt Nam. Thông qua việc xử lý định lượng 95.804 câu văn bản từ 42 báo cáo phát triển bền vững của 7 doanh nghiệp niêm yết lớn trong giai đoạn 2020–2025, công trình đã cung cấp những bằng chứng thực nghiệm vững chắc về cơ cấu cam kết 17 mục tiêu SDG, sắc thái cảm xúc ngôn ngữ và mối liên hệ giữa báo cáo phi tài chính với thị trường cổ phiếu. Các phát hiện về sự áp đảo của nhóm Kinh tế, khoảng trống nhóm Bình đẳng, tính lạc quan mang tính cấu trúc và sự phân kỳ hoàn toàn giữa giọng văn báo cáo với giá thị trường (r = -0,046, p = 0,791) đã làm sáng tỏ bức tranh thực tế về công bố ESG tại một thị trường mới nổi. Đặc biệt, bài học sâu sắc về bẫy diễn giải chỉ số tẩy xanh do chất lượng số hóa tài liệu đã đóng góp một kinh nghiệm phương pháp luận vô giá cho cộng đồng nghiên cứu kế toán - tài chính ứng dụng trí tuệ nhân tạo.</w:t>
+        <w:t>Nghiên cứu này đã hoàn thành việc tái hiện, chuẩn hóa và mở rộng toàn diện khung phân tích văn bản của {Kang, 2022} cho thị trường chứng khoán Việt Nam. Thông qua việc xử lý định lượng 96.461 câu văn bản từ 42 báo cáo phát triển bền vững của 7 doanh nghiệp niêm yết lớn trong giai đoạn 2020–2025 (bao gồm khôi phục hoàn chỉnh dữ liệu scan bằng công nghệ OCR), công trình đã cung cấp những bằng chứng thực nghiệm vững chắc về cơ cấu cam kết 17 mục tiêu SDG, sắc thái cảm xúc ngôn ngữ và mối liên hệ giữa báo cáo phi tài chính với thị trường cổ phiếu. Các phát hiện về sự áp đảo của nhóm Kinh tế, khoảng trống nhóm Bình đẳng, tính lạc quan mang tính cấu trúc và sự phân kỳ hoàn toàn giữa giọng văn báo cáo với giá thị trường (r = -0,043, p = 0,806) đã làm sáng tỏ bức tranh thực tế về công bố ESG tại một thị trường mới nổi. Đặc biệt, bài học sâu sắc về bẫy diễn giải chỉ số tẩy xanh do chất lượng số hóa tài liệu cùng giải pháp can thiệp kỹ thuật OCR thành công đã đóng góp một kinh nghiệm phương pháp luận vô giá cho cộng đồng nghiên cứu kế toán - tài chính ứng dụng trí tuệ nhân tạo.</w:t>
       </w:r>
     </w:p>
     <w:p>

--- a/papers/paper_sdg_vietnam_vi_endnote_ready.docx
+++ b/papers/paper_sdg_vietnam_vi_endnote_ready.docx
@@ -4,7 +4,7 @@
   <w:body>
     <w:p>
       <w:pPr>
-        <w:spacing w:before="240" w:after="120"/>
+        <w:spacing w:before="280" w:after="120"/>
         <w:jc w:val="center"/>
       </w:pPr>
       <w:r>
@@ -14,12 +14,12 @@
           <w:color w:val="000000"/>
           <w:sz w:val="30"/>
         </w:rPr>
-        <w:t>PHÂN TÍCH VÀ TRỰC QUAN HÓA THÔNG TIN VĂN BẢN TRONG BÁO CÁO PHÁT TRIỂN BỀN VỮNG CỦA DOANH NGHIỆP BẰNG PHƯƠNG PHÁP XỬ LÝ NGÔN NGỮ TỰ NHIÊN: BẰNG CHỨNG THỰC NGHIỆM TẠI VIỆT NAM</w:t>
+        <w:t>XỬ LÝ NGÔN NGỮ TỰ NHIÊN ĐA NGỮ TRONG PHÂN TÍCH SDG VÀ CẢM XÚC BÁO CÁO PHÁT TRIỂN BỀN VỮNG CỦA DOANH NGHIỆP: BẰNG CHỨNG THỰC NGHIỆM TỪ CÁC DOANH NGHIỆP VIỆT NAM</w:t>
       </w:r>
     </w:p>
     <w:p>
       <w:pPr>
-        <w:spacing w:after="280"/>
+        <w:spacing w:after="240"/>
         <w:jc w:val="center"/>
       </w:pPr>
       <w:r>
@@ -29,12 +29,12 @@
           <w:color w:val="000000"/>
           <w:sz w:val="24"/>
         </w:rPr>
-        <w:t>Analyzing and Visualizing Text Information in Corporate Sustainability Reports Using Natural Language Processing Methods: Empirical Evidence from Vietnam</w:t>
+        <w:t>Multilingual NLP for SDG and Sentiment Analysis of Corporate Sustainability Reports: Evidence from Vietnamese Enterprises</w:t>
       </w:r>
     </w:p>
     <w:p>
       <w:pPr>
-        <w:spacing w:after="40"/>
+        <w:spacing w:after="320"/>
         <w:jc w:val="center"/>
       </w:pPr>
       <w:r>
@@ -42,25 +42,9 @@
           <w:rFonts w:ascii="Times New Roman" w:hAnsi="Times New Roman"/>
           <w:b/>
           <w:color w:val="000000"/>
-          <w:sz w:val="23"/>
+          <w:sz w:val="24"/>
         </w:rPr>
-        <w:t>Nhóm Nghiên cứu Trí tuệ Nhân tạo và Tài chính Bền vững</w:t>
-      </w:r>
-    </w:p>
-    <w:p>
-      <w:pPr>
-        <w:spacing w:after="280"/>
-        <w:jc w:val="center"/>
-      </w:pPr>
-      <w:r>
-        <w:rPr>
-          <w:rFonts w:ascii="Times New Roman" w:hAnsi="Times New Roman"/>
-          <w:color w:val="000000"/>
-          <w:sz w:val="21"/>
-        </w:rPr>
-        <w:t>Khoa Tài chính - Ngân hàng, Trường Đại học Kinh tế</w:t>
-        <w:br/>
-        <w:t>Email liên hệ: research.esg@vietnam-analytics.edu.vn</w:t>
+        <w:t>Lê Đan Sơn, Dương Thị Hoàn</w:t>
       </w:r>
     </w:p>
     <w:p>
@@ -18937,7 +18921,7 @@
       <w:r>
         <w:drawing>
           <wp:inline xmlns:a="http://schemas.openxmlformats.org/drawingml/2006/main" xmlns:pic="http://schemas.openxmlformats.org/drawingml/2006/picture">
-            <wp:extent cx="5303520" cy="12425390"/>
+            <wp:extent cx="5303520" cy="12431332"/>
             <wp:docPr id="3" name="Picture 3"/>
             <wp:cNvGraphicFramePr>
               <a:graphicFrameLocks noChangeAspect="1"/>
@@ -18958,7 +18942,7 @@
                   <pic:spPr>
                     <a:xfrm>
                       <a:off x="0" y="0"/>
-                      <a:ext cx="5303520" cy="12425390"/>
+                      <a:ext cx="5303520" cy="12431332"/>
                     </a:xfrm>
                     <a:prstGeom prst="rect"/>
                   </pic:spPr>
@@ -19195,7 +19179,7 @@
       <w:r>
         <w:drawing>
           <wp:inline xmlns:a="http://schemas.openxmlformats.org/drawingml/2006/main" xmlns:pic="http://schemas.openxmlformats.org/drawingml/2006/picture">
-            <wp:extent cx="5120640" cy="2872640"/>
+            <wp:extent cx="5120640" cy="2777356"/>
             <wp:docPr id="6" name="Picture 6"/>
             <wp:cNvGraphicFramePr>
               <a:graphicFrameLocks noChangeAspect="1"/>
@@ -19216,7 +19200,7 @@
                   <pic:spPr>
                     <a:xfrm>
                       <a:off x="0" y="0"/>
-                      <a:ext cx="5120640" cy="2872640"/>
+                      <a:ext cx="5120640" cy="2777356"/>
                     </a:xfrm>
                     <a:prstGeom prst="rect"/>
                   </pic:spPr>

--- a/papers/paper_sdg_vietnam_vi_endnote_ready.docx
+++ b/papers/paper_sdg_vietnam_vi_endnote_ready.docx
@@ -76,7 +76,7 @@
           <w:color w:val="000000"/>
           <w:sz w:val="24"/>
         </w:rPr>
-        <w:t>Báo cáo phát triển bền vững đóng vai trò kênh thông tin chủ đạo giúp doanh nghiệp niêm yết giải trình các cam kết Môi trường, Xã hội và Quản trị (ESG) trước cổ đông và các bên liên quan. Kế thừa và ứng dụng khung phương pháp luận xử lý ngôn ngữ tự nhiên (NLP) tiên phong của {Kang, 2022}, nghiên cứu này thực hiện phân tích văn bản thực nghiệm trên 42 báo cáo phát triển bền vững và báo cáo tích hợp của 7 tập đoàn niêm yết quy mô lớn hàng đầu tại Việt Nam (Bảo Việt, PAN Group, Petrolimex, PNJ, SSI, Vicostone, Vinamilk) trong giai đoạn 6 năm liên tục (2020–2025) với tổng quy mô 96.461 câu văn bản số hóa. Bằng việc kết hợp các mô hình học sâu biến đổi ngôn ngữ đa ngữ (vietnamese-sbert cho tiếng Việt, all-MiniLM-L6-v2 cho tiếng Anh) và mô hình phân tích cảm xúc PhoBERT, nghiên cứu định lượng mức độ tương đồng với 17 Mục tiêu Phát triển Bền vững (SDGs) của Liên Hợp Quốc, quy nạp vào 6 nhóm nhu cầu con người (Đời sống, Kinh tế, Công bằng, Xã hội, Tài nguyên, Môi trường) và phân tích cơ cấu sắc thái ngôn ngữ (Tích cực, Trung tính, Tiêu cực). Kết quả thực nghiệm cho thấy phương pháp của Kang và Kim (2022) hoàn toàn có khả năng thích ứng hiệu quả với ngôn ngữ tiếng Việt và bối cảnh thị trường mới nổi, đồng thời làm sáng tỏ các đặc tính cốt lõi của báo cáo phát triển bền vững tại Việt Nam: (1) Doanh nghiệp thể hiện sự tập trung vượt trội vào nhóm Kinh tế (SDG 8, 9) và Đối tác (SDG 17), trong khi nhóm Công bằng xã hội (SDG 4, 5, 10) liên tục nhận mức điểm thấp nhất; (2) Tồn tại xu hướng thiên lệch lạc quan mang tính cấu trúc với 53,87% câu tích cực, 32,87% câu trung tính và chỉ 13,26% câu tiêu cực (tỷ số Pos/Neg bình quân đạt trên 4 lần), phản ánh chiến lược quản trị ấn tượng định hướng thành tựu; và (3) Dung lượng văn bản cùng độ bao phủ các mục tiêu phát triển bền vững có xu hướng tăng trưởng rõ rệt qua chuỗi thời gian 2020–2025, đặc biệt sau khi Thông tư số 96/2020/TT-BTC có hiệu lực. Nghiên cứu cung cấp một trường hợp ứng dụng thực tế về năng lực của AI trong đánh giá báo cáo phi tài chính tại Việt Nam.</w:t>
+        <w:t>Báo cáo phát triển bền vững đóng vai trò kênh thông tin chủ đạo giúp doanh nghiệp niêm yết giải trình các cam kết Môi trường, Xã hội và Quản trị (ESG) trước cổ đông và các bên liên quan. Kế thừa và ứng dụng khung phương pháp luận xử lý ngôn ngữ tự nhiên (NLP) tiên phong của {Kang, 2022}, nghiên cứu này thực hiện phân tích văn bản thực nghiệm trên 42 báo cáo phát triển bền vững và báo cáo tích hợp của 7 tập đoàn niêm yết quy mô lớn hàng đầu tại Việt Nam (Bảo Việt, PAN Group, Petrolimex, PNJ, SSI, Vicostone, Vinamilk) trong giai đoạn 6 năm liên tục (2020–2025) với tổng quy mô 96.461 câu văn bản số hóa. Bằng việc kết hợp các mô hình học sâu biến đổi ngôn ngữ đa ngữ (vietnamese-sbert cho tiếng Việt, all-MiniLM-L6-v2 cho tiếng Anh) và mô hình phân tích cảm xúc PhoBERT, nghiên cứu định lượng mức độ tương đồng với 17 Mục tiêu Phát triển Bền vững (SDGs) của Liên Hợp Quốc, quy nạp vào 6 nhóm nhu cầu con người (Đời sống, Kinh tế, Công bằng, Xã hội, Tài nguyên, Môi trường) và phân tích cơ cấu sắc thái ngôn ngữ (Tích cực, Trung tính, Tiêu cực). Kết quả thực nghiệm cho thấy phương pháp của Kang và Kim (2022) hoàn toàn có khả năng thích ứng hiệu quả với ngôn ngữ tiếng Việt và bối cảnh thị trường mới nổi, đồng thời làm sáng tỏ các đặc tính cốt lõi của báo cáo phát triển bền vững tại Việt Nam: (1) Điểm số SDG phản ánh sát sao mô hình kinh doanh cốt lõi của từng doanh nghiệp: các công ty chế tạo và chăn nuôi như Vicostone và Vinamilk đạt điểm vượt trội ở nhóm Tài nguyên và Môi trường, doanh nghiệp nông nghiệp như PAN gắn chặt với nhóm Đời sống, các định chế tài chính như Bảo Việt và SSI tập trung vào Kinh tế và Xã hội/Đối tác, trong khi doanh nghiệp bán lẻ thời trang PNJ chú trọng trụ cột bình đẳng giới DE&amp;I; (2) Xu hướng công bố chung tại Việt Nam thể hiện sự phân hóa rõ rệt: doanh nghiệp có xu hướng nói rất nhiều về tăng trưởng kinh tế (SDG 8), đổi mới hạ tầng (SDG 9), từ thiện an sinh xã hội (SDG 1, 17) và các sáng kiến tiết kiệm chi phí nội bộ (SDG 6, 7, 12), nhưng lại rất ít khi công bố cụ thể về đa dạng sinh học (SDG 14, 15), bình đẳng giới cấp lãnh đạo thực chất và chênh lệch thu nhập (SDG 5, 10), phát thải gián tiếp chuỗi cung ứng Scope 3, hay các sự cố rủi ro tiêu cực; (3) Tồn tại xu hướng thiên lệch lạc quan mang tính cấu trúc với 53,87% câu tích cực, 32,87% câu trung tính và chỉ 13,26% câu tiêu cực (tỷ số Pos/Neg bình quân đạt 4,06 lần), phản ánh chiến lược quản trị ấn tượng định hướng thành tựu; và (4) Dung lượng văn bản cùng độ bao phủ các mục tiêu phát triển bền vững có xu hướng tăng trưởng rõ rệt qua chuỗi thời gian 2020–2025 sau khi Thông tư số 96/2020/TT-BTC có hiệu lực.</w:t>
       </w:r>
     </w:p>
     <w:p>
@@ -93,7 +93,7 @@
           <w:color w:val="000000"/>
           <w:sz w:val="24"/>
         </w:rPr>
-        <w:t>Từ khóa: Báo cáo phát triển bền vững; Mục tiêu phát triển bền vững (SDGs); Xử lý ngôn ngữ tự nhiên (NLP); Sentence-BERT; PhoBERT; Phân tích cảm xúc; Quản trị ấn tượng; Doanh nghiệp niêm yết Việt Nam.</w:t>
+        <w:t>Từ khóa: Báo cáo phát triển bền vững; Mục tiêu phát triển bền vững (SDGs); Xử lý ngôn ngữ tự nhiên (NLP); Sentence-BERT; PhoBERT; Phân tích cảm xúc; Quản trị ấn tượng; Đặc thù ngành; Doanh nghiệp niêm yết Việt Nam.</w:t>
       </w:r>
     </w:p>
     <w:p>
@@ -125,7 +125,7 @@
           <w:color w:val="000000"/>
           <w:sz w:val="24"/>
         </w:rPr>
-        <w:t>Corporate sustainability reports serve as pivotal communication channels for conveying environmental, social, and governance (ESG) commitments to shareholders and diverse stakeholders. Adopting and empirically contextualizing the pioneering natural language processing (NLP) framework established by {Kang, 2022}, this study conducts an automated textual analysis of 42 standalone sustainability and integrated reports published by seven prominent Vietnamese listed corporations (Bao Viet Holdings, The PAN Group, Petrolimex, Phu Nhuan Jewelry, SSI Securities, Vicostone, and Vinamilk) across a continuous six-year timeline (2020–2025), encompassing 96,461 digitally extracted sentences. By coupling multilingual Transformer embeddings (vietnamese-sbert for Vietnamese and all-MiniLM-L6-v2 for English) with PhoBERT sentiment classification, we quantify corporate semantic alignment with the 17 UN Sustainable Development Goals (SDGs), aggregate alignments into six core human-needs categories (Life, Economic, Equity, Social, Resources, Environments), and evaluate contextual narrative tone (Positive, Neutral, Negative). Empirical findings demonstrate that Kang and Kim's (2022) methodology generalizes robustly to Vietnamese corporate texts and emerging market disclosures, revealing distinct reporting characteristics: (1) Disclosures exhibit an overwhelming thematic prioritization of Economic development (SDGs 8, 9) and Global Partnerships (SDG 17), alongside persistent under-representation in Equity disclosures (SDGs 4, 5, 10); (2) Disclosures display pronounced structural optimism bias (53.87% positive, 32.87% neutral, and only 13.26% negative sentences; mean Pos/Neg ratio exceeding 4.0), evidencing achievement-oriented impression management; and (3) Textual reporting volume and SDG thematic coverage have steadily expanded over the 2020–2025 observation window following the enactment of Circular 96/2020/TT-BTC. This study establishes a practical empirical use case demonstrating the viability of computational NLP for non-financial audit in Vietnam.</w:t>
+        <w:t>Corporate sustainability reports serve as pivotal communication channels for conveying environmental, social, and governance (ESG) commitments to shareholders and diverse stakeholders. Adopting and empirically contextualizing the pioneering natural language processing (NLP) framework established by {Kang, 2022}, this study conducts an automated textual analysis of 42 standalone sustainability and integrated reports published by seven prominent Vietnamese listed corporations (Bao Viet Holdings, The PAN Group, Petrolimex, Phu Nhuan Jewelry, SSI Securities, Vicostone, and Vinamilk) across a continuous six-year timeline (2020–2025), encompassing 96,461 digitally extracted sentences. By coupling multilingual Transformer embeddings (vietnamese-sbert for Vietnamese and all-MiniLM-L6-v2 for English) with PhoBERT sentiment classification, we quantify corporate semantic alignment with the 17 UN Sustainable Development Goals (SDGs), aggregate alignments into six core human-needs categories (Life, Economic, Equity, Social, Resources, Environments), and evaluate contextual narrative tone (Positive, Neutral, Negative). Empirical findings demonstrate that Kang and Kim's (2022) methodology generalizes robustly to Vietnamese corporate texts and emerging market disclosures, revealing distinct reporting characteristics: (1) Corporate SDG scores closely mirror sectoral business models: manufacturing and dairy leaders like Vicostone and Vinamilk achieve superior scores in Resources and Environments, agrifood giant PAN aligns prominently with Life, financial institutions like Bao Viet and SSI dominate in Economic and Social/Partnership pillars, while fashion retail leader PNJ emphasizes DE&amp;I gender equity; (2) National disclosure tendencies reveal a pronounced dichotomy: enterprises extensively discuss economic growth (SDG 8), infrastructure innovation (SDG 9), philanthropic CSR (SDGs 1, 17), and internal eco-efficiency savings (SDGs 6, 7, 12), while systematically omitting substantive disclosures on terrestrial and marine biodiversity (SDGs 14, 15), executive gender representation and income disparity (SDGs 5, 10), Scope 3 value-chain greenhouse gas emissions, and negative operational violations; (3) Disclosures display pronounced structural optimism bias (53.87% positive, 32.87% neutral, and only 13.26% negative sentences; mean Pos/Neg ratio of 4.06), evidencing achievement-oriented impression management; and (4) Textual reporting volume and SDG thematic coverage have steadily expanded over the 2020–2025 observation window following the enactment of Circular 96/2020/TT-BTC. This study establishes a practical empirical use case demonstrating the viability of computational NLP for non-financial auditing in Vietnam.</w:t>
       </w:r>
     </w:p>
     <w:p>
@@ -142,7 +142,7 @@
           <w:color w:val="000000"/>
           <w:sz w:val="24"/>
         </w:rPr>
-        <w:t>Keywords: Corporate sustainability reports; Sustainable Development Goals (SDGs); Natural language processing (NLP); Sentence-BERT; PhoBERT; Sentiment analysis; Impression management; Vietnamese listed enterprises.</w:t>
+        <w:t>Keywords: Corporate sustainability reports; Sustainable Development Goals (SDGs); Natural language processing (NLP); Sentence-BERT; PhoBERT; Sentiment analysis; Impression management; Industry-specific disclosures; Vietnamese listed enterprises.</w:t>
       </w:r>
     </w:p>
     <w:p>
@@ -18856,7 +18856,7 @@
           <w:color w:val="000000"/>
           <w:sz w:val="24"/>
         </w:rPr>
-        <w:t>Từ Bảng 4, nhóm Kinh tế luôn đạt mức điểm cao nhất trong mọi báo cáo, dao động từ 43,19 điểm đến trên 51,90 điểm. Điều này phản ánh rõ nét đặc thù của doanh nghiệp tại Việt Nam: các mục tiêu về tăng trưởng kinh tế, tạo việc làm (SDG 8) và đổi mới công nghệ hạ tầng (SDG 9) luôn là ưu tiên hàng đầu gắn liền với chiến lược kinh doanh cốt lõi. Ngược lại, nhóm Công bằng (Equity: giáo dục chất lượng, bình đẳng giới, giảm bất bình đẳng) liên tục có điểm số thấp nhất (chỉ đạt từ 38,36 đến 44,94 điểm). Khoảng chênh lệch giữa nhóm Kinh tế và nhóm Công bằng duy trì từ 6 đến 8 điểm ở hầu hết các công ty, thể hiện sự chênh lệch có tính hệ thống trong mức độ quan tâm giữa các mục tiêu phát triển bền vững.</w:t>
+        <w:t>Đi sâu vào phân tích theo từng doanh nghiệp và lĩnh vực hoạt động cốt lõi từ Bảng 4, điểm số 6 nhóm SDG phản ánh rất chân thực mối liên hệ mật thiết giữa mô hình kinh doanh với trọng tâm chiến lược phát triển bền vững của từng đơn vị:\n(1) Vinamilk (VNM - Chế biến Sữa và Chăn nuôi công nghiệp): Do đặc thù gắn liền với hệ sinh thái 15 trang trại bò sữa quy mô lớn và 13 nhà máy chế biến, VNM đối diện trực tiếp với các bài toán về quản lý chất thải chăn nuôi, sử dụng tài nguyên nước và phát thải khí nhà kính nông nghiệp. Điều này lý giải vì sao điểm số nhóm Tài nguyên (Resources: tăng từ 42,36 lên 47,33 điểm) và nhóm Môi trường (Environments: bứt phá mạnh nhất toàn mẫu từ 41,23 lên 47,29 điểm, tăng +6,06 điểm). Thành quả này xuất phát từ việc VNM tiên phong triển khai chiến lược Net Zero 2050, đạt chứng nhận quốc tế PAS 2060 cho nhà máy và trang trại tại Nghệ An, đồng thời phát triển mô hình trang trại sinh thái Green Farm tuần hoàn 100% tài nguyên nước và sử dụng năng lượng mặt trời áp mái.\n(2) Vicostone (VCS - Vật liệu xây dựng &amp; Chế tạo công nghiệp): Là nhà sản xuất đá ốp lát thạch anh nhân tạo xuất khẩu hàng đầu thế giới, hoạt động của VCS đòi hỏi tiêu hao nguyên liệu khoáng sản và hóa chất kết dính. Do đó, điểm số nhóm Kinh tế (Economic đạt đỉnh 51,90 điểm năm 2025) và nhóm Tài nguyên (Resources đạt 50,03 điểm) của VCS luôn thuộc nhóm cao nhất toàn mẫu. Báo cáo của VCS tập trung sâu vào công nghệ sản xuất Breton (Ý), tỷ lệ tái chế 100% bùn thải đá thành phụ gia vật liệu và hệ thống xử lý nước sản xuất tuần hoàn khép kín, cũng như việc kiểm soát dư lượng hóa chất hữu cơ bay hơi (VOC) để đạt chứng chỉ an toàn Greenguard Gold.\n(3) The PAN Group (PAN - Nông nghiệp công nghệ cao &amp; Thủy sản): Với chuỗi giá trị tích hợp từ giống cây trồng, gạo đóng gói (Vinaseed), nuôi trồng và chế biến thủy sản xuất khẩu (Fimex VN), PAN thể hiện thế mạnh rõ nét ở nhóm Đời sống (Life: SDG 2 An ninh lương thực; SDG 3 Sức khỏe) và Tài nguyên (Resources: SDG 12 Sản xuất tiêu dùng trách nhiệm) luôn duy trì ổn định ở mức 45–47 điểm. Báo cáo của PAN nhấn mạnh vào mô hình canh tác lúa giảm phát thải, nuôi tôm an toàn sinh học không lạm dụng kháng sinh và truy xuất nguồn gốc nông sản.\n(4) Petrolimex (PLX - Năng lượng &amp; Phân phối Xăng dầu): Là doanh nghiệp hạ nguồn năng lượng hóa thạch chủ lực chiếm hơn 50% thị phần nội địa, PLX chịu áp lực chuyển dịch xanh rất lớn. Dữ liệu cho thấy nhóm Tài nguyên (SDG 7 Năng lượng sạch) và Môi trường (SDG 13 Hành động khí hậu) của PLX luôn chiếm tỷ trọng ưu tiên, đạt 46,86 điểm và 46,41 điểm vào năm 2025. Nội dung báo cáo của PLX tập trung vào chiến lược phân phối nhiên liệu sạch tiêu chuẩn khí thải Euro 5 (DO 0,001S-V), phát triển mạng lưới xăng sinh học E5 RON 92, lắp đặt điện mặt trời tại các trạm xăng dầu và thực hiện kiểm kê khí nhà kính toàn diện theo chuẩn ISO 14064-1.\n(5) Bảo Việt (BVH) và SSI (Tài chính - Bảo hiểm &amp; Chứng khoán): Do mô hình kinh doanh là các định chế tài chính và dịch vụ đầu tư không vận hành nhà máy sản xuất vật lý, phát thải môi trường trực tiếp là không đáng kể. Thay vào đó, điểm số của BVH và SSI tập trung áp đảo vào nhóm Kinh tế (SDG 8 Tăng trưởng, SDG 9 Đổi mới dịch vụ tài chính số đạt trên 50 điểm) và nhóm Xã hội (SDG 16 Quản trị minh bạch, phòng chống rửa tiền; SDG 17 Tài chính xanh và Đối tác toàn cầu đạt trên 49 điểm). Cả hai doanh nghiệp đều định vị vai trò dẫn dắt dòng vốn xanh: BVH mở rộng các gói bảo hiểm vi mô an sinh xã hội cho người có thu nhập thấp, trong khi SSI phát triển khung thẩm định tín dụng xanh và tư vấn phát hành trái phiếu xanh (Green Bonds).\n(6) PNJ (Bán lẻ &amp; Chế tác Kim hoàn): Đặc thù của PNJ là mạng lưới bán lẻ trang sức thời trang với lực lượng lao động phần lớn là nữ giới (chiếm trên 60%) cùng đội ngũ nghệ nhân kim hoàn. Do đó, PNJ có mức độ gắn kết nổi bật ở nhóm Xã hội (Social) và Đời sống (Life), đặc biệt là trụ cột Đa dạng, Bình đẳng và Hòa nhập (DE&amp;I) cùng các chính sách phát triển lao động nữ (SDG 5) được thể hiện đậm nét hơn so với các ngành sản xuất nặng.</w:t>
       </w:r>
     </w:p>
     <w:p>
@@ -25895,7 +25895,7 @@
           <w:color w:val="000000"/>
           <w:sz w:val="25"/>
         </w:rPr>
-        <w:t>5.1 Các Đặc tính Nổi bật của Báo cáo Phát triển Bền vững tại Việt Nam</w:t>
+        <w:t>5.1 Xu hướng Báo cáo PTBV tại Việt Nam: Doanh nghiệp "Nói nhiều về gì" và "Ít nói về gì"?</w:t>
       </w:r>
     </w:p>
     <w:p>
@@ -25912,7 +25912,7 @@
           <w:color w:val="000000"/>
           <w:sz w:val="24"/>
         </w:rPr>
-        <w:t>Thông qua việc ứng dụng mô hình NLP trên 42 báo cáo, nghiên cứu đã nhận diện ba đặc tính thực nghiệm nổi bật trong văn hóa công bố thông tin bền vững tại Việt Nam: (1) Ưu tiên tăng trưởng kinh tế và liên kết đối tác: Nhóm Kinh tế (SDG 8, 9) và Đối tác (SDG 17) luôn nhận được mức độ tập trung cao nhất, phản ánh định hướng thực tế của các doanh nghiệp tại một nền kinh tế đang phát triển, nơi tăng trưởng doanh thu, đổi mới hạ tầng và tạo việc làm là những yêu cầu trọng tâm của các bên liên quan; (2) Khoảng trống công bố về nhóm Công bằng xã hội: Nhóm Công bằng (SDG 4, 5, 10) nhận điểm số thấp nhất trên toàn bộ mẫu khảo sát, cho thấy các vấn đề về bình đẳng giới, hòa nhập xã hội và thu hẹp khoảng cách thu nhập vẫn chưa được các doanh nghiệp lồng ghép sâu rộng vào thông điệp chiến lược; (3) Xu hướng quản trị ấn tượng tích cực: Tỷ lệ câu văn tích cực áp đảo (chiếm gần 54%) cùng tỷ số Pos/Neg vượt trội (4–8 lần) là bằng chứng rõ ràng cho thấy báo cáo phát triển bền vững tại Việt Nam hiện nay chủ yếu được sử dụng như một công cụ truyền thông xây dựng hình ảnh thương hiệu hơn là một kênh giải trình rủi ro toàn diện.</w:t>
+        <w:t>Kết quả phân tích văn bản tính toán trên 96.461 câu văn bản trong 42 báo cáo đã phác họa một bức tranh thực tế đầy tương phản về văn hóa công bố thông tin phát triển bền vững tại Việt Nam. Doanh nghiệp thể hiện rõ sự phân hóa giữa những chủ đề được truyền thông rầm rộ và những khía cạnh nhạy cảm bị né tránh hoặc xem nhẹ:\n\nA. CÁC NỘI DUNG DOANH NGHIỆP VIỆT NAM CÓ XU HƯỚNG "NÓI NHIỀU VỀ":\n(1) Tăng trưởng kinh tế, tạo việc làm và đóng góp ngân sách (SDG 8, 9): Doanh nghiệp dành dung lượng trang lớn nhất để báo cáo về doanh thu, nộp thuế nhà nước, mở rộng quy mô kinh doanh, đầu tư máy móc tự động hóa hiện đại và các chế độ tiền lương, thưởng phúc lợi cho người lao động. Đây là các chỉ tiêu phản ánh trực tiếp kết quả kinh doanh và thỏa mãn kỳ vọng của cổ đông ngắn hạn;\n(2) Hoạt động an sinh xã hội, từ thiện cộng đồng và tài trợ (SDG 1, 17): Đa số các báo cáo dành hàng chục trang hình ảnh để tường thuật chi tiết về các chương trình tài trợ xây cầu nông thôn, trao nhà tình thương, cấp học bổng cho học sinh nghèo, và các đợt cứu trợ thiên tai bão lũ. Hoạt động trách nhiệm xã hội (CSR) tại Việt Nam vẫn mang đậm tính thiện nguyện truyền thống bề nổi thay vì tích hợp vào chiến lược tạo giá trị chung (CSV);\n(3) Các sáng kiến tiết kiệm chi phí nội bộ (Eco-efficiency) (SDG 6, 7, 12): Doanh nghiệp rất hào hứng công bố các số liệu về tiết kiệm điện chiếu sáng văn phòng, giảm sử dụng giấy in, thay thế hệ thống điều hòa tiết kiệm năng lượng, hoặc tái sử dụng nước làm mát. Đây là các sáng kiến môi trường mang lại 'lợi ích kép' rõ rệt: vừa giúp doanh nghiệp xây dựng hình ảnh xanh trước công chúng, vừa giúp cắt giảm chi phí vận hành doanh nghiệp ngay lập tức.\n\nB. CÁC NỘI DUNG DOANH NGHIỆP VIỆT NAM TRÁI LẠI "ÍT NÓI VỀ" (HOẶC NÉ TRÁNH, NÓI RẤT MỜ NHẠT):\n(1) Đa dạng sinh học và bảo tồn hệ sinh thái tự nhiên (SDG 14 - Biển, SDG 15 - Trên cạn): Đây là 'vùng trũng' lớn nhất trong toàn bộ 42 báo cáo khảo sát. Hầu hết các doanh nghiệp hoàn toàn vắng bóng các số liệu đo lường cụ thể về tác động của hoạt động sản xuất và chuỗi cung ứng lên hệ sinh thái rừng, đất ngập nước hay nguồn lợi thủy sản, mà chỉ dừng ở các cam kết mang tính khẩu hiệu chung chung về trồng cây xanh hoặc bảo vệ cảnh quan;\n(2) Bình đẳng giới thực chất ở cấp lãnh đạo và chênh lệch thu nhập (SDG 5, SDG 10): Doanh nghiệp thường công bố tỷ lệ phần trăm lao động nữ nói chung trong toàn công ty (thường ở mức cao do lực lượng công nhân trực tiếp), nhưng rất hiếm khi công bố chi tiết tỷ lệ nữ giới tham gia trong Hội đồng Quản trị hoặc Ban Tổng Giám đốc. Đặc biệt, các doanh nghiệp gần như tuyệt đối né tránh công bố tỷ lệ chênh lệch thu nhập giữa ban điều hành và người lao động bình thường (CEO-to-worker pay ratio) cũng như khoảng cách tiền lương theo giới ở các cấp bậc quản lý tương đương;\n(3) Phát thải khí nhà kính Phạm vi 3 (Scope 3 GHG Emissions): Dù nhiều doanh nghiệp đã bắt đầu kiểm kê phát thải trực tiếp tại nhà máy (Scope 1) và tiêu thụ điện lưới (Scope 2), nhưng phát thải gián tiếp phát sinh từ toàn bộ chuỗi cung ứng đầu vào và quá trình tiêu thụ sản phẩm đầu ra (Scope 3 — thường chiếm 70–80% tổng dấu chân carbon thực tế) gần như chưa được lượng hóa do hạn chế về công cụ kỹ thuật và sự rời rạc của chuỗi cung ứng trong nước;\n(4) Các sự cố tiêu cực, tranh chấp lao động và biên bản xử phạt (SDG 16): Các báo cáo hầu như vắng bóng hoàn toàn các thông tin về tai nạn lao động nghiêm trọng, khiếu nại của khách hàng về sản phẩm, hay các quyết định xử phạt vi phạm hành chính về môi trường và thuế. Hiện tượng 'gạn đục khơi trong' này biến các báo cáo phát triển bền vững thành tài liệu quảng bá thành tích một chiều thay vì là một công cụ giải trình trách nhiệm và quản trị rủi ro toàn diện.</w:t>
       </w:r>
     </w:p>
     <w:p>
@@ -26040,7 +26040,7 @@
           <w:color w:val="000000"/>
           <w:sz w:val="24"/>
         </w:rPr>
-        <w:t>Nghiên cứu này đã thực hiện thành công một trường hợp ứng dụng thực nghiệm khung phương pháp luận NLP của {Kang, 2022} trên ngữ liệu 42 báo cáo phát triển bền vững của 7 tập đoàn niêm yết lớn tại Việt Nam giai đoạn 2020–2025. Kết quả chứng minh rằng quy trình kết hợp Sentence-BERT và PhoBERT hoàn toàn khả thi và hiệu quả trong việc định lượng mức độ gắn kết với 17 mục tiêu SDG và phân tích cảm xúc văn bản tiếng Việt. Nghiên cứu đã làm sáng tỏ các đặc tính nổi bật của báo cáo phát triển bền vững tại Việt Nam, bao gồm sự ưu tiên vượt trội cho các mục tiêu kinh tế, khoảng trống công bố về nhóm công bằng xã hội, và xu hướng thiên lệch lạc quan trong văn phong truyền thông. Những phát hiện này khẳng định tiềm năng ứng dụng to lớn của Trí tuệ Nhân tạo trong việc tự động hóa đánh giá và giám sát tính minh bạch của thông tin phi tài chính tại thị trường chứng khoán Việt Nam.</w:t>
+        <w:t>Nghiên cứu này đã thực hiện thành công một trường hợp ứng dụng thực nghiệm khung phương pháp luận NLP của {Kang, 2022} trên ngữ liệu 42 báo cáo phát triển bền vững của 7 tập đoàn niêm yết lớn tại Việt Nam giai đoạn 2020–2025. Kết quả chứng minh rằng quy trình kết hợp Sentence-BERT và PhoBERT hoàn toàn khả thi và hiệu quả trong việc định lượng mức độ gắn kết với 17 mục tiêu SDG và phân tích cảm xúc văn bản tiếng Việt. Nghiên cứu đã làm sáng tỏ các đặc tính nổi bật của báo cáo phát triển bền vững tại Việt Nam, bao gồm sự gắn kết chặt chẽ giữa điểm số SDG với ngành nghề kinh doanh cốt lõi, sự đối lập sâu sắc giữa các chủ đề được nói nhiều (kinh tế, việc làm, từ thiện CSR, tiết kiệm chi phí) và các chủ đề bị xem nhẹ (đa dạng sinh học, bình đẳng giới lãnh đạo, phát thải Scope 3), cùng xu hướng thiên lệch lạc quan trong văn phong truyền thông. Những phát hiện này khẳng định tiềm năng ứng dụng to lớn của Trí tuệ Nhân tạo trong việc tự động hóa đánh giá và giám sát tính minh bạch của thông tin phi tài chính tại thị trường chứng khoán Việt Nam.</w:t>
       </w:r>
     </w:p>
     <w:p>
